--- a/Informe_Pruebas_ComproYa.docx
+++ b/Informe_Pruebas_ComproYa.docx
@@ -119,7 +119,7 @@
     </w:p>
     <w:p>
       <w:r>
-        <w:t xml:space="preserve">Las clases de diseño, los diagramas de actividad y los diagramas de estados que sustentan cada caso de prueba provienen de "Diseño UML ComproYa" (Figuras 1 a 14 de ese documento). Los 26 casos de prueba concretos (identificadores PR-xx, PE-xx, PI-xx y CU-09-01/02) provienen de "Plan_Pruebas_ComproYa.docx", que aplicó la metodología del docente sobre esos diagramas. Este documento no repite esos dos, los cruza contra la ejecución real.</w:t>
+        <w:t>Las clases de diseño, los diagramas de actividad y los diagramas de estados que sustentan cada caso de prueba provienen de "Diseño UML ComproYa" (Figuras 1 a 14 de ese documento). Los 28 casos de prueba concretos (identificadores PR-xx, PE-xx, PI-xx, CU-04-01 y CU-09-01/02) provienen de "Plan_Pruebas_ComproYa.docx", que aplicó la metodología del docente sobre esos diagramas. Este documento no repite esos dos, los cruza contra la ejecución real.</w:t>
       </w:r>
     </w:p>
     <w:p>
@@ -165,7 +165,7 @@
     </w:p>
     <w:p>
       <w:r>
-        <w:t xml:space="preserve">Actores: Cliente digital (ejecuta el registro y decide sobre el consentimiento) y Oficial de Protección de Datos (mantiene la versión vigente de la política). Casos de uso del canon que integra: CU-04 Registro de cuenta y CU-05 Administración del consentimiento. Reglas de negocio verificadas: RN-10 (sin consentimiento activo, el comportamiento del cliente se registra de forma anónima) y RN-11 (una solicitud de supresión se ejecuta dentro de las 72 horas siguientes). Propósito de las pruebas: verificar que GestorDeRegistro y GestorDeConsentimiento (Figura 4 de "Diseño UML ComproYa") implementan exactamente el diagrama de actividad (Figura 5) y la máquina de estados del Consentimiento (Figura 6).</w:t>
+        <w:t>Actores: Cliente digital (ejecuta el registro y decide sobre el consentimiento) y Oficial de Protección de Datos (mantiene la versión vigente de la política). Casos de uso del canon que integra: CU-04 Registro de cuenta y CU-05 Administración del consentimiento. Reglas de negocio verificadas: RN-10 (sin consentimiento activo, el comportamiento del cliente se registra de forma anónima) y RN-11 (una solicitud de supresión se ejecuta dentro de las 72 horas siguientes). Propósito de las pruebas: verificar que GestorDeRegistro y GestorDeConsentimiento (Figura 4 de "Diseño UML ComproYa") implementan exactamente el diagrama de actividad (Figura 5) y la máquina de estados del Consentimiento (Figura 6), verificado también de extremo a extremo en la prueba de sistema CU-04-01.</w:t>
       </w:r>
     </w:p>
     <w:p>
@@ -1014,12 +1014,259 @@
         <w:pStyle w:val="Heading2"/>
       </w:pPr>
       <w:r>
-        <w:t xml:space="preserve">3. Trazabilidad y resultados del Caso de Uso 1</w:t>
-      </w:r>
-    </w:p>
-    <w:p>
-      <w:r>
-        <w:t xml:space="preserve">12 de 12 casos pasaron en su primera ejecución real (PR-01 a PR-04, PE-01 a PE-05, PI-01 a PI-03). Las fichas completas de cada caso, en el formato funcional del Anexo 1 del docente, están en el Anexo de este documento.</w:t>
+        <w:t>3. Prueba del sistema</w:t>
+      </w:r>
+    </w:p>
+    <w:p>
+      <w:r>
+        <w:t>El Caso de Uso 1 no tenía ninguna prueba de sistema propia (las dos del documento son del Caso de Uso 2) — se agrega un camino de éxito de caja negra con Playwright, contra la aplicación real, sin pasarela de pago de por medio.</w:t>
+      </w:r>
+    </w:p>
+    <w:p>
+      <w:pPr>
+        <w:pStyle w:val="Heading3"/>
+      </w:pPr>
+      <w:r>
+        <w:t>3.1 CU-04-01 — Camino de éxito</w:t>
+      </w:r>
+    </w:p>
+    <w:p>
+      <w:r>
+        <w:t>Camino de éxito, caja negra, end-to-end: un Cliente digital se registra y activa su consentimiento sobre la política de datos personales -&gt; Cuenta activa, Consentimiento = Activo.</w:t>
+      </w:r>
+    </w:p>
+    <w:p>
+      <w:r>
+        <w:rPr>
+          <w:b/>
+          <w:bCs/>
+        </w:rPr>
+        <w:t>Precondiciones:</w:t>
+      </w:r>
+    </w:p>
+    <w:p>
+      <w:r>
+        <w:t>Ninguna — documento, correo y contraseña nuevos, generados con un sufijo único por corrida; sin cuenta previa.</w:t>
+      </w:r>
+    </w:p>
+    <w:p>
+      <w:r>
+        <w:rPr>
+          <w:b/>
+          <w:bCs/>
+        </w:rPr>
+        <w:t>Pasos:</w:t>
+      </w:r>
+    </w:p>
+    <w:p>
+      <w:r>
+        <w:t>1. El cliente completa el formulario de registro en /registro (P-4: nombre, documento, correo, contraseña) y confirma "Crear cuenta" -&gt; el sistema crea Cliente/Cuenta y un Consentimiento en estado Pendiente (CU-04).</w:t>
+      </w:r>
+    </w:p>
+    <w:p>
+      <w:r>
+        <w:t>2. El sistema redirige a /privacidad (P-5); el interruptor de consentimiento aparece apagado (aria-pressed="false"), sin la insignia "Consentimiento activo".</w:t>
+      </w:r>
+    </w:p>
+    <w:p>
+      <w:r>
+        <w:t>3. El cliente activa el interruptor, sin identificador de lealtad -&gt; el sistema otorga el consentimiento (CU-05, un solo clic, canon sección 10: activar en &lt;= 2 interacciones).</w:t>
+      </w:r>
+    </w:p>
+    <w:p>
+      <w:pPr>
+        <w:spacing w:before="200"/>
+        <w:jc w:val="center"/>
+      </w:pPr>
+      <w:r>
+        <w:drawing>
+          <wp:inline xmlns:a="http://schemas.openxmlformats.org/drawingml/2006/main" xmlns:pic="http://schemas.openxmlformats.org/drawingml/2006/picture">
+            <wp:extent cx="5943600" cy="3343275"/>
+            <wp:docPr id="2" name="Picture 2"/>
+            <wp:cNvGraphicFramePr>
+              <a:graphicFrameLocks noChangeAspect="1"/>
+            </wp:cNvGraphicFramePr>
+            <a:graphic>
+              <a:graphicData uri="http://schemas.openxmlformats.org/drawingml/2006/picture">
+                <pic:pic>
+                  <pic:nvPicPr>
+                    <pic:cNvPr id="0" name="paso-1-registro.png"/>
+                    <pic:cNvPicPr/>
+                  </pic:nvPicPr>
+                  <pic:blipFill>
+                    <a:blip r:embed="rId17"/>
+                    <a:stretch>
+                      <a:fillRect/>
+                    </a:stretch>
+                  </pic:blipFill>
+                  <pic:spPr>
+                    <a:xfrm>
+                      <a:off x="0" y="0"/>
+                      <a:ext cx="5943600" cy="3343275"/>
+                    </a:xfrm>
+                    <a:prstGeom prst="rect"/>
+                  </pic:spPr>
+                </pic:pic>
+              </a:graphicData>
+            </a:graphic>
+          </wp:inline>
+        </w:drawing>
+      </w:r>
+    </w:p>
+    <w:p>
+      <w:pPr>
+        <w:spacing w:after="300"/>
+        <w:jc w:val="center"/>
+      </w:pPr>
+      <w:r>
+        <w:rPr>
+          <w:i/>
+          <w:iCs/>
+        </w:rPr>
+        <w:t>CU-04-01 — Paso 1 — Formulario de registro completado</w:t>
+      </w:r>
+    </w:p>
+    <w:p>
+      <w:pPr>
+        <w:spacing w:before="200"/>
+        <w:jc w:val="center"/>
+      </w:pPr>
+      <w:r>
+        <w:drawing>
+          <wp:inline xmlns:a="http://schemas.openxmlformats.org/drawingml/2006/main" xmlns:pic="http://schemas.openxmlformats.org/drawingml/2006/picture">
+            <wp:extent cx="5943600" cy="3343275"/>
+            <wp:docPr id="3" name="Picture 3"/>
+            <wp:cNvGraphicFramePr>
+              <a:graphicFrameLocks noChangeAspect="1"/>
+            </wp:cNvGraphicFramePr>
+            <a:graphic>
+              <a:graphicData uri="http://schemas.openxmlformats.org/drawingml/2006/picture">
+                <pic:pic>
+                  <pic:nvPicPr>
+                    <pic:cNvPr id="0" name="paso-2-privacidad-pendiente.png"/>
+                    <pic:cNvPicPr/>
+                  </pic:nvPicPr>
+                  <pic:blipFill>
+                    <a:blip r:embed="rId18"/>
+                    <a:stretch>
+                      <a:fillRect/>
+                    </a:stretch>
+                  </pic:blipFill>
+                  <pic:spPr>
+                    <a:xfrm>
+                      <a:off x="0" y="0"/>
+                      <a:ext cx="5943600" cy="3343275"/>
+                    </a:xfrm>
+                    <a:prstGeom prst="rect"/>
+                  </pic:spPr>
+                </pic:pic>
+              </a:graphicData>
+            </a:graphic>
+          </wp:inline>
+        </w:drawing>
+      </w:r>
+    </w:p>
+    <w:p>
+      <w:pPr>
+        <w:spacing w:after="300"/>
+        <w:jc w:val="center"/>
+      </w:pPr>
+      <w:r>
+        <w:rPr>
+          <w:i/>
+          <w:iCs/>
+        </w:rPr>
+        <w:t>CU-04-01 — Paso 2 — Privacidad: consentimiento pendiente</w:t>
+      </w:r>
+    </w:p>
+    <w:p>
+      <w:pPr>
+        <w:spacing w:before="200"/>
+        <w:jc w:val="center"/>
+      </w:pPr>
+      <w:r>
+        <w:drawing>
+          <wp:inline xmlns:a="http://schemas.openxmlformats.org/drawingml/2006/main" xmlns:pic="http://schemas.openxmlformats.org/drawingml/2006/picture">
+            <wp:extent cx="5943600" cy="3343275"/>
+            <wp:docPr id="4" name="Picture 4"/>
+            <wp:cNvGraphicFramePr>
+              <a:graphicFrameLocks noChangeAspect="1"/>
+            </wp:cNvGraphicFramePr>
+            <a:graphic>
+              <a:graphicData uri="http://schemas.openxmlformats.org/drawingml/2006/picture">
+                <pic:pic>
+                  <pic:nvPicPr>
+                    <pic:cNvPr id="0" name="paso-3-consentimiento-activo.png"/>
+                    <pic:cNvPicPr/>
+                  </pic:nvPicPr>
+                  <pic:blipFill>
+                    <a:blip r:embed="rId19"/>
+                    <a:stretch>
+                      <a:fillRect/>
+                    </a:stretch>
+                  </pic:blipFill>
+                  <pic:spPr>
+                    <a:xfrm>
+                      <a:off x="0" y="0"/>
+                      <a:ext cx="5943600" cy="3343275"/>
+                    </a:xfrm>
+                    <a:prstGeom prst="rect"/>
+                  </pic:spPr>
+                </pic:pic>
+              </a:graphicData>
+            </a:graphic>
+          </wp:inline>
+        </w:drawing>
+      </w:r>
+    </w:p>
+    <w:p>
+      <w:pPr>
+        <w:spacing w:after="300"/>
+        <w:jc w:val="center"/>
+      </w:pPr>
+      <w:r>
+        <w:rPr>
+          <w:i/>
+          <w:iCs/>
+        </w:rPr>
+        <w:t>CU-04-01 — Paso 3 — Consentimiento activado</w:t>
+      </w:r>
+    </w:p>
+    <w:p>
+      <w:r>
+        <w:rPr>
+          <w:b/>
+          <w:bCs/>
+        </w:rPr>
+        <w:t xml:space="preserve">Poscondiciones:</w:t>
+      </w:r>
+    </w:p>
+    <w:p>
+      <w:r>
+        <w:t>La cuenta queda activa y el consentimiento en estado Activo, verificable tanto en la UI (P-5) como en la API pública (GET /cuenta/consentimiento).</w:t>
+      </w:r>
+    </w:p>
+    <w:p>
+      <w:r>
+        <w:t xml:space="preserve">Veredicto: Paso.</w:t>
+      </w:r>
+    </w:p>
+    <w:p>
+      <w:r>
+        <w:t xml:space="preserve"/>
+      </w:r>
+    </w:p>
+    <w:p>
+      <w:pPr>
+        <w:pStyle w:val="Heading2"/>
+      </w:pPr>
+      <w:r>
+        <w:t>4. Trazabilidad y resultados del Caso de Uso 1</w:t>
+      </w:r>
+    </w:p>
+    <w:p>
+      <w:r>
+        <w:t>13 de 13 casos pasaron en su primera ejecución real (PR-01 a PR-04, PE-01 a PE-05, PI-01 a PI-03, CU-04-01).</w:t>
       </w:r>
     </w:p>
     <w:p>
@@ -1333,6 +1580,43 @@
           <w:p>
             <w:r>
               <w:t xml:space="preserve">Paso</w:t>
+            </w:r>
+          </w:p>
+        </w:tc>
+      </w:tr>
+      <w:tr>
+        <w:tc>
+          <w:p>
+            <w:r>
+              <w:t>PR-10</w:t>
+            </w:r>
+          </w:p>
+        </w:tc>
+        <w:tc>
+          <w:p>
+            <w:r>
+              <w:t>PagoService.notificarDebito(orderId, true)</w:t>
+            </w:r>
+          </w:p>
+        </w:tc>
+        <w:tc>
+          <w:p>
+            <w:r>
+              <w:t>PagoService.notificarDebito(orderId, true) — confirmación exitosa de débito bancario dentro del plazo.</w:t>
+            </w:r>
+          </w:p>
+        </w:tc>
+        <w:tc>
+          <w:p>
+            <w:r>
+              <w:t>Pago.status = CONFIRMED; Pedido.status = PAID</w:t>
+            </w:r>
+          </w:p>
+        </w:tc>
+        <w:tc>
+          <w:p>
+            <w:r>
+              <w:t>Paso</w:t>
             </w:r>
           </w:p>
         </w:tc>
@@ -2491,7 +2775,7 @@
     </w:p>
     <w:p>
       <w:r>
-        <w:t xml:space="preserve">14 de 14 casos pasaron en su primera ejecución real (PR-05 a PR-09, PE-06 a PE-10, PI-04, PI-05, CU-09-01, CU-09-02).</w:t>
+        <w:t>15 de 15 casos pasaron en su primera ejecución real (PR-05 a PR-10, PE-06 a PE-10, PI-04, PI-05, CU-09-01, CU-09-02).</w:t>
       </w:r>
     </w:p>
     <w:p>
@@ -2509,7 +2793,7 @@
     </w:p>
     <w:p>
       <w:r>
-        <w:t xml:space="preserve">26 de 26 casos de prueba pasaron, todos en su primera ejecución real: 9 pruebas de ruta, 10 basadas en estado, 5 de integración y 2 del sistema. El backend completo (50 pruebas Jest en 12 archivos, que incluyen los 24 casos de unidad/integración de este documento más las pruebas ya existentes de sprints anteriores) también pasa sin regresiones. Las cuatro desviaciones documentadas al inicio de este informe no son defectos del código sino decisiones de alcance e interpretaciones de diseño, señaladas explícitamente para que el equipo pueda defenderlas.</w:t>
+        <w:t>28 de 28 casos de prueba pasaron, todos en su primera ejecución real: 10 pruebas de ruta, 10 basadas en estado, 5 de integración y 3 del sistema. El backend completo (50 pruebas Jest en 12 archivos, que incluyen los 25 casos de unidad/integración de este documento más las pruebas ya existentes de sprints anteriores) también pasa sin regresiones. Las cuatro desviaciones documentadas al inicio de este informe no son defectos del código sino decisiones de alcance e interpretaciones de diseño, señaladas explícitamente para que el equipo pueda defenderlas.</w:t>
       </w:r>
     </w:p>
     <w:tbl>
@@ -2862,6 +3146,36 @@
         <w:tc>
           <w:p>
             <w:r>
+              <w:t>PR-10</w:t>
+            </w:r>
+          </w:p>
+        </w:tc>
+        <w:tc>
+          <w:p>
+            <w:r>
+              <w:t>Paso</w:t>
+            </w:r>
+          </w:p>
+        </w:tc>
+        <w:tc>
+          <w:p>
+            <w:r>
+              <w:t>Caso de Uso 2</w:t>
+            </w:r>
+          </w:p>
+        </w:tc>
+        <w:tc>
+          <w:p>
+            <w:r>
+              <w:t>backend/src/pago/pago.service.spec.ts</w:t>
+            </w:r>
+          </w:p>
+        </w:tc>
+      </w:tr>
+      <w:tr>
+        <w:tc>
+          <w:p>
+            <w:r>
               <w:t xml:space="preserve">PE-01</w:t>
             </w:r>
           </w:p>
@@ -3304,6 +3618,36 @@
           <w:p>
             <w:r>
               <w:t xml:space="preserve">backend/src/pago/dominio/orquestador-de-pago.spec.ts</w:t>
+            </w:r>
+          </w:p>
+        </w:tc>
+      </w:tr>
+      <w:tr>
+        <w:tc>
+          <w:p>
+            <w:r>
+              <w:t>CU-04-01</w:t>
+            </w:r>
+          </w:p>
+        </w:tc>
+        <w:tc>
+          <w:p>
+            <w:r>
+              <w:t>Paso</w:t>
+            </w:r>
+          </w:p>
+        </w:tc>
+        <w:tc>
+          <w:p>
+            <w:r>
+              <w:t>Caso de Uso 1 — CU-04 Registro de cuenta, integrado con CU-05 Administración del consentimiento</w:t>
+            </w:r>
+          </w:p>
+        </w:tc>
+        <w:tc>
+          <w:p>
+            <w:r>
+              <w:t>e2e/tests/cu-04-01-registro-consentimiento.spec.ts</w:t>
             </w:r>
           </w:p>
         </w:tc>
@@ -3384,7 +3728,7 @@
     </w:p>
     <w:p>
       <w:r>
-        <w:t xml:space="preserve">A continuación, cada uno de los 26 casos en el formato de caso de prueba funcional del Anexo 1 de "6. PRUEBAS DE SOFTWARE.pdf": información global, precondiciones, pasos con datos de entrada y respuesta obtenida, poscondiciones, y resultados con veredicto y probador.</w:t>
+        <w:t>A continuación, cada uno de los 28 casos en el formato de caso de prueba funcional del Anexo 1 de "6. PRUEBAS DE SOFTWARE.pdf": información global, precondiciones, pasos con datos de entrada y respuesta obtenida, poscondiciones, y resultados con veredicto y probador.</w:t>
       </w:r>
     </w:p>
     <w:p>
@@ -9757,7 +10101,7 @@
         <w:pStyle w:val="Heading3"/>
       </w:pPr>
       <w:r>
-        <w:t xml:space="preserve">Ficha No. PE-01</w:t>
+        <w:t>Ficha No. PR-10</w:t>
       </w:r>
     </w:p>
     <w:tbl>
@@ -9830,7 +10174,7 @@
           </w:tcPr>
           <w:p>
             <w:r>
-              <w:t xml:space="preserve">PE-01</w:t>
+              <w:t>PR-10</w:t>
             </w:r>
           </w:p>
         </w:tc>
@@ -9884,7 +10228,7 @@
           </w:tcPr>
           <w:p>
             <w:r>
-              <w:t xml:space="preserve">2026-09-17</w:t>
+              <w:t>2026-09-22</w:t>
             </w:r>
           </w:p>
         </w:tc>
@@ -9911,7 +10255,7 @@
           </w:tcPr>
           <w:p>
             <w:r>
-              <w:t xml:space="preserve">Caso de Uso 1 (CU-05)</w:t>
+              <w:t>Caso de Uso 2 (CU-16)</w:t>
             </w:r>
           </w:p>
         </w:tc>
@@ -9938,7 +10282,7 @@
           </w:tcPr>
           <w:p>
             <w:r>
-              <w:t xml:space="preserve">1.2 Cuenta Digital</w:t>
+              <w:t xml:space="preserve">1.5 Pago</w:t>
             </w:r>
           </w:p>
         </w:tc>
@@ -9965,7 +10309,7 @@
           </w:tcPr>
           <w:p>
             <w:r>
-              <w:t xml:space="preserve">Prueba basada en estado: Consentimiento Pendiente + otorgar() -&gt; Activo.</w:t>
+              <w:t>Verificar que, cuando la pasarela de débito bancario notifica una confirmación exitosa dentro del plazo, el pago quede confirmado y el pedido pase a Pagado — la única ruta independiente del diagrama de actividad del Caso de Uso 2 que no tenía ficha propia (PR-09 ya cubre el camino de fallo de débito bancario).</w:t>
             </w:r>
           </w:p>
         </w:tc>
@@ -10019,7 +10363,7 @@
     </w:p>
     <w:p>
       <w:r>
-        <w:t xml:space="preserve">Consentimiento en estado Pendiente (recién creado al registrar el cliente).</w:t>
+        <w:t>Pedido confirmado con reserva de unidades exitosa; intento de pago con débito bancario ya iniciado (PagoConDebitoBancario.procesar() / PagoService.crearIntentoDebito()), dentro del plazo de 30 minutos.</w:t>
       </w:r>
     </w:p>
     <w:p>
@@ -10033,7 +10377,7 @@
     </w:p>
     <w:p>
       <w:r>
-        <w:t xml:space="preserve">1. GestorDeConsentimiento.otorgarConsentimiento(customerId).</w:t>
+        <w:t>1. PagoService.notificarDebito(orderId, true) — equivalente a la notificación real de confirmación que entrega la pasarela de débito bancario simulada (CU-16, paso 2).</w:t>
       </w:r>
     </w:p>
     <w:p>
@@ -10187,28 +10531,28 @@
         <w:tc>
           <w:p>
             <w:r>
-              <w:t xml:space="preserve">Consentimiento.status (inicial)</w:t>
-            </w:r>
-          </w:p>
-        </w:tc>
-        <w:tc>
-          <w:p>
-            <w:r>
-              <w:t xml:space="preserve">PENDIENTE</w:t>
-            </w:r>
-          </w:p>
-        </w:tc>
-        <w:tc>
-          <w:p>
-            <w:r>
-              <w:t xml:space="preserve">Correcto</w:t>
-            </w:r>
-          </w:p>
-        </w:tc>
-        <w:tc>
-          <w:p>
-            <w:r>
-              <w:t xml:space="preserve">Tras otorgar(): ACTIVO</w:t>
+              <w:t>notificarDebito(orderId, exitoso)</w:t>
+            </w:r>
+          </w:p>
+        </w:tc>
+        <w:tc>
+          <w:p>
+            <w:r>
+              <w:t>exitoso = true</w:t>
+            </w:r>
+          </w:p>
+        </w:tc>
+        <w:tc>
+          <w:p>
+            <w:r>
+              <w:t>Correcto</w:t>
+            </w:r>
+          </w:p>
+        </w:tc>
+        <w:tc>
+          <w:p>
+            <w:r>
+              <w:t>Pago.status = CONFIRMED; Pedido.status = PAID</w:t>
             </w:r>
           </w:p>
         </w:tc>
@@ -10218,7 +10562,7 @@
           </w:tcPr>
           <w:p>
             <w:r>
-              <w:t xml:space="preserve">X</w:t>
+              <w:t>X</w:t>
             </w:r>
           </w:p>
         </w:tc>
@@ -10227,15 +10571,13 @@
             <w:vAlign w:val="center"/>
           </w:tcPr>
           <w:p>
-            <w:r>
-              <w:t xml:space="preserve"/>
-            </w:r>
-          </w:p>
-        </w:tc>
-        <w:tc>
-          <w:p>
-            <w:r>
-              <w:t xml:space="preserve">ACTIVO</w:t>
+            <w:r/>
+          </w:p>
+        </w:tc>
+        <w:tc>
+          <w:p>
+            <w:r>
+              <w:t>CONFIRMED; PAID</w:t>
             </w:r>
           </w:p>
         </w:tc>
@@ -10257,7 +10599,7 @@
     </w:p>
     <w:p>
       <w:r>
-        <w:t xml:space="preserve">El registro de Consent en base de datos queda con status = ACTIVO.</w:t>
+        <w:t>El comprobante queda disponible para emitirse (CU-17), igual que en el camino de éxito con tarjeta (PR-08) pero por la ruta de débito bancario.</w:t>
       </w:r>
     </w:p>
     <w:p>
@@ -10349,7 +10691,7 @@
         <w:tc>
           <w:p>
             <w:r>
-              <w:t xml:space="preserve">Ninguno.</w:t>
+              <w:t>Ninguno. Esta ruta ya estaba implementada y probada desde la entrega del 2026-09-17 (pago.service.spec.ts); se promueve aquí a ficha formal, sin código nuevo, para completar las 10 pruebas de ruta.</w:t>
             </w:r>
           </w:p>
         </w:tc>
@@ -10402,7 +10744,7 @@
         <w:tc>
           <w:p>
             <w:r>
-              <w:t xml:space="preserve">backend/src/cuenta/dominio/gestor-de-consentimiento.spec.ts. Estados confirmados en Figura 6 del documento de diseño UML. Evidencia: Figura 1 (arriba, en la sección del Caso de Uso correspondiente).</w:t>
+              <w:t>backend/src/pago/pago.service.spec.ts, it("CU-16: la notificación de débito bancario exitosa confirma el pago"). Evidencia: Figura 1 (misma captura de la sección del Caso de Uso 2; la línea de este caso ya estaba visible desde la entrega anterior).</w:t>
             </w:r>
           </w:p>
         </w:tc>
@@ -10419,7 +10761,7 @@
           </w:p>
           <w:p>
             <w:r>
-              <w:t xml:space="preserve">Fecha: 2026-09-17</w:t>
+              <w:t>Fecha: 2026-09-22</w:t>
             </w:r>
           </w:p>
         </w:tc>
@@ -10435,7 +10777,7 @@
         <w:pStyle w:val="Heading3"/>
       </w:pPr>
       <w:r>
-        <w:t xml:space="preserve">Ficha No. PE-02</w:t>
+        <w:t xml:space="preserve">Ficha No. PE-01</w:t>
       </w:r>
     </w:p>
     <w:tbl>
@@ -10508,7 +10850,7 @@
           </w:tcPr>
           <w:p>
             <w:r>
-              <w:t xml:space="preserve">PE-02</w:t>
+              <w:t xml:space="preserve">PE-01</w:t>
             </w:r>
           </w:p>
         </w:tc>
@@ -10643,7 +10985,7 @@
           </w:tcPr>
           <w:p>
             <w:r>
-              <w:t xml:space="preserve">Prueba basada en estado: Consentimiento Activo + revocar() -&gt; Revocado.</w:t>
+              <w:t xml:space="preserve">Prueba basada en estado: Consentimiento Pendiente + otorgar() -&gt; Activo.</w:t>
             </w:r>
           </w:p>
         </w:tc>
@@ -10697,7 +11039,7 @@
     </w:p>
     <w:p>
       <w:r>
-        <w:t xml:space="preserve">Consentimiento en estado Activo.</w:t>
+        <w:t xml:space="preserve">Consentimiento en estado Pendiente (recién creado al registrar el cliente).</w:t>
       </w:r>
     </w:p>
     <w:p>
@@ -10711,7 +11053,7 @@
     </w:p>
     <w:p>
       <w:r>
-        <w:t xml:space="preserve">1. GestorDeConsentimiento.revocarConsentimiento(customerId).</w:t>
+        <w:t xml:space="preserve">1. GestorDeConsentimiento.otorgarConsentimiento(customerId).</w:t>
       </w:r>
     </w:p>
     <w:p>
@@ -10872,48 +11214,48 @@
         <w:tc>
           <w:p>
             <w:r>
+              <w:t xml:space="preserve">PENDIENTE</w:t>
+            </w:r>
+          </w:p>
+        </w:tc>
+        <w:tc>
+          <w:p>
+            <w:r>
+              <w:t xml:space="preserve">Correcto</w:t>
+            </w:r>
+          </w:p>
+        </w:tc>
+        <w:tc>
+          <w:p>
+            <w:r>
+              <w:t xml:space="preserve">Tras otorgar(): ACTIVO</w:t>
+            </w:r>
+          </w:p>
+        </w:tc>
+        <w:tc>
+          <w:tcPr>
+            <w:vAlign w:val="center"/>
+          </w:tcPr>
+          <w:p>
+            <w:r>
+              <w:t xml:space="preserve">X</w:t>
+            </w:r>
+          </w:p>
+        </w:tc>
+        <w:tc>
+          <w:tcPr>
+            <w:vAlign w:val="center"/>
+          </w:tcPr>
+          <w:p>
+            <w:r>
+              <w:t xml:space="preserve"/>
+            </w:r>
+          </w:p>
+        </w:tc>
+        <w:tc>
+          <w:p>
+            <w:r>
               <w:t xml:space="preserve">ACTIVO</w:t>
-            </w:r>
-          </w:p>
-        </w:tc>
-        <w:tc>
-          <w:p>
-            <w:r>
-              <w:t xml:space="preserve">Correcto</w:t>
-            </w:r>
-          </w:p>
-        </w:tc>
-        <w:tc>
-          <w:p>
-            <w:r>
-              <w:t xml:space="preserve">Tras revocar(): REVOCADO</w:t>
-            </w:r>
-          </w:p>
-        </w:tc>
-        <w:tc>
-          <w:tcPr>
-            <w:vAlign w:val="center"/>
-          </w:tcPr>
-          <w:p>
-            <w:r>
-              <w:t xml:space="preserve">X</w:t>
-            </w:r>
-          </w:p>
-        </w:tc>
-        <w:tc>
-          <w:tcPr>
-            <w:vAlign w:val="center"/>
-          </w:tcPr>
-          <w:p>
-            <w:r>
-              <w:t xml:space="preserve"/>
-            </w:r>
-          </w:p>
-        </w:tc>
-        <w:tc>
-          <w:p>
-            <w:r>
-              <w:t xml:space="preserve">REVOCADO</w:t>
             </w:r>
           </w:p>
         </w:tc>
@@ -10935,7 +11277,7 @@
     </w:p>
     <w:p>
       <w:r>
-        <w:t xml:space="preserve">El registro de Consent queda con status = REVOCADO.</w:t>
+        <w:t xml:space="preserve">El registro de Consent en base de datos queda con status = ACTIVO.</w:t>
       </w:r>
     </w:p>
     <w:p>
@@ -11080,7 +11422,7 @@
         <w:tc>
           <w:p>
             <w:r>
-              <w:t xml:space="preserve">backend/src/cuenta/dominio/gestor-de-consentimiento.spec.ts. Evidencia: Figura 1 (arriba, en la sección del Caso de Uso correspondiente).</w:t>
+              <w:t xml:space="preserve">backend/src/cuenta/dominio/gestor-de-consentimiento.spec.ts. Estados confirmados en Figura 6 del documento de diseño UML. Evidencia: Figura 1 (arriba, en la sección del Caso de Uso correspondiente).</w:t>
             </w:r>
           </w:p>
         </w:tc>
@@ -11113,7 +11455,7 @@
         <w:pStyle w:val="Heading3"/>
       </w:pPr>
       <w:r>
-        <w:t xml:space="preserve">Ficha No. PE-03</w:t>
+        <w:t xml:space="preserve">Ficha No. PE-02</w:t>
       </w:r>
     </w:p>
     <w:tbl>
@@ -11186,7 +11528,7 @@
           </w:tcPr>
           <w:p>
             <w:r>
-              <w:t xml:space="preserve">PE-03</w:t>
+              <w:t xml:space="preserve">PE-02</w:t>
             </w:r>
           </w:p>
         </w:tc>
@@ -11267,7 +11609,7 @@
           </w:tcPr>
           <w:p>
             <w:r>
-              <w:t xml:space="preserve">Caso de Uso 1 (CU-05, RN-11)</w:t>
+              <w:t xml:space="preserve">Caso de Uso 1 (CU-05)</w:t>
             </w:r>
           </w:p>
         </w:tc>
@@ -11321,7 +11663,7 @@
           </w:tcPr>
           <w:p>
             <w:r>
-              <w:t xml:space="preserve">Prueba basada en estado: Consentimiento Revocado + ejecutar supresión dentro de 72h -&gt; Suprimido.</w:t>
+              <w:t xml:space="preserve">Prueba basada en estado: Consentimiento Activo + revocar() -&gt; Revocado.</w:t>
             </w:r>
           </w:p>
         </w:tc>
@@ -11375,7 +11717,7 @@
     </w:p>
     <w:p>
       <w:r>
-        <w:t xml:space="preserve">Consentimiento en estado Revocado.</w:t>
+        <w:t xml:space="preserve">Consentimiento en estado Activo.</w:t>
       </w:r>
     </w:p>
     <w:p>
@@ -11389,12 +11731,7 @@
     </w:p>
     <w:p>
       <w:r>
-        <w:t xml:space="preserve">1. GestorDeConsentimiento.solicitarSupresion(customerId).</w:t>
-      </w:r>
-    </w:p>
-    <w:p>
-      <w:r>
-        <w:t xml:space="preserve">2. GestorDeConsentimiento.ejecutarSupresionesPendientes() dentro de las 72 horas.</w:t>
+        <w:t xml:space="preserve">1. GestorDeConsentimiento.revocarConsentimiento(customerId).</w:t>
       </w:r>
     </w:p>
     <w:p>
@@ -11555,48 +11892,48 @@
         <w:tc>
           <w:p>
             <w:r>
+              <w:t xml:space="preserve">ACTIVO</w:t>
+            </w:r>
+          </w:p>
+        </w:tc>
+        <w:tc>
+          <w:p>
+            <w:r>
+              <w:t xml:space="preserve">Correcto</w:t>
+            </w:r>
+          </w:p>
+        </w:tc>
+        <w:tc>
+          <w:p>
+            <w:r>
+              <w:t xml:space="preserve">Tras revocar(): REVOCADO</w:t>
+            </w:r>
+          </w:p>
+        </w:tc>
+        <w:tc>
+          <w:tcPr>
+            <w:vAlign w:val="center"/>
+          </w:tcPr>
+          <w:p>
+            <w:r>
+              <w:t xml:space="preserve">X</w:t>
+            </w:r>
+          </w:p>
+        </w:tc>
+        <w:tc>
+          <w:tcPr>
+            <w:vAlign w:val="center"/>
+          </w:tcPr>
+          <w:p>
+            <w:r>
+              <w:t xml:space="preserve"/>
+            </w:r>
+          </w:p>
+        </w:tc>
+        <w:tc>
+          <w:p>
+            <w:r>
               <w:t xml:space="preserve">REVOCADO</w:t>
-            </w:r>
-          </w:p>
-        </w:tc>
-        <w:tc>
-          <w:p>
-            <w:r>
-              <w:t xml:space="preserve">Correcto</w:t>
-            </w:r>
-          </w:p>
-        </w:tc>
-        <w:tc>
-          <w:p>
-            <w:r>
-              <w:t xml:space="preserve">Tras ejecutar la supresión: SUPRIMIDO</w:t>
-            </w:r>
-          </w:p>
-        </w:tc>
-        <w:tc>
-          <w:tcPr>
-            <w:vAlign w:val="center"/>
-          </w:tcPr>
-          <w:p>
-            <w:r>
-              <w:t xml:space="preserve">X</w:t>
-            </w:r>
-          </w:p>
-        </w:tc>
-        <w:tc>
-          <w:tcPr>
-            <w:vAlign w:val="center"/>
-          </w:tcPr>
-          <w:p>
-            <w:r>
-              <w:t xml:space="preserve"/>
-            </w:r>
-          </w:p>
-        </w:tc>
-        <w:tc>
-          <w:p>
-            <w:r>
-              <w:t xml:space="preserve">SUPRIMIDO</w:t>
             </w:r>
           </w:p>
         </w:tc>
@@ -11618,7 +11955,7 @@
     </w:p>
     <w:p>
       <w:r>
-        <w:t xml:space="preserve">SolicitudSupresion.estaDentroDePlazo() = true; Consent.status = SUPRIMIDO.</w:t>
+        <w:t xml:space="preserve">El registro de Consent queda con status = REVOCADO.</w:t>
       </w:r>
     </w:p>
     <w:p>
@@ -11796,7 +12133,7 @@
         <w:pStyle w:val="Heading3"/>
       </w:pPr>
       <w:r>
-        <w:t xml:space="preserve">Ficha No. PE-04</w:t>
+        <w:t xml:space="preserve">Ficha No. PE-03</w:t>
       </w:r>
     </w:p>
     <w:tbl>
@@ -11869,7 +12206,7 @@
           </w:tcPr>
           <w:p>
             <w:r>
-              <w:t xml:space="preserve">PE-04</w:t>
+              <w:t xml:space="preserve">PE-03</w:t>
             </w:r>
           </w:p>
         </w:tc>
@@ -12004,7 +12341,7 @@
           </w:tcPr>
           <w:p>
             <w:r>
-              <w:t xml:space="preserve">Prueba basada en estado: Consentimiento Activo + solicitud directa de supresión dentro de 72h -&gt; Suprimido.</w:t>
+              <w:t xml:space="preserve">Prueba basada en estado: Consentimiento Revocado + ejecutar supresión dentro de 72h -&gt; Suprimido.</w:t>
             </w:r>
           </w:p>
         </w:tc>
@@ -12058,7 +12395,7 @@
     </w:p>
     <w:p>
       <w:r>
-        <w:t xml:space="preserve">Consentimiento en estado Activo.</w:t>
+        <w:t xml:space="preserve">Consentimiento en estado Revocado.</w:t>
       </w:r>
     </w:p>
     <w:p>
@@ -12072,12 +12409,12 @@
     </w:p>
     <w:p>
       <w:r>
-        <w:t xml:space="preserve">1. GestorDeConsentimiento.solicitarSupresion(customerId), sin pasar antes por Revocado.</w:t>
-      </w:r>
-    </w:p>
-    <w:p>
-      <w:r>
-        <w:t xml:space="preserve">2. ejecutarSupresionesPendientes().</w:t>
+        <w:t xml:space="preserve">1. GestorDeConsentimiento.solicitarSupresion(customerId).</w:t>
+      </w:r>
+    </w:p>
+    <w:p>
+      <w:r>
+        <w:t xml:space="preserve">2. GestorDeConsentimiento.ejecutarSupresionesPendientes() dentro de las 72 horas.</w:t>
       </w:r>
     </w:p>
     <w:p>
@@ -12238,7 +12575,7 @@
         <w:tc>
           <w:p>
             <w:r>
-              <w:t xml:space="preserve">ACTIVO</w:t>
+              <w:t xml:space="preserve">REVOCADO</w:t>
             </w:r>
           </w:p>
         </w:tc>
@@ -12301,7 +12638,7 @@
     </w:p>
     <w:p>
       <w:r>
-        <w:t xml:space="preserve">Consent.status = SUPRIMIDO, sin pasar por REVOCADO.</w:t>
+        <w:t xml:space="preserve">SolicitudSupresion.estaDentroDePlazo() = true; Consent.status = SUPRIMIDO.</w:t>
       </w:r>
     </w:p>
     <w:p>
@@ -12479,7 +12816,7 @@
         <w:pStyle w:val="Heading3"/>
       </w:pPr>
       <w:r>
-        <w:t xml:space="preserve">Ficha No. PE-05</w:t>
+        <w:t xml:space="preserve">Ficha No. PE-04</w:t>
       </w:r>
     </w:p>
     <w:tbl>
@@ -12552,7 +12889,7 @@
           </w:tcPr>
           <w:p>
             <w:r>
-              <w:t xml:space="preserve">PE-05</w:t>
+              <w:t xml:space="preserve">PE-04</w:t>
             </w:r>
           </w:p>
         </w:tc>
@@ -12633,7 +12970,7 @@
           </w:tcPr>
           <w:p>
             <w:r>
-              <w:t xml:space="preserve">Caso de Uso 1 (CU-05)</w:t>
+              <w:t xml:space="preserve">Caso de Uso 1 (CU-05, RN-11)</w:t>
             </w:r>
           </w:p>
         </w:tc>
@@ -12687,7 +13024,7 @@
           </w:tcPr>
           <w:p>
             <w:r>
-              <w:t xml:space="preserve">Prueba basada en estado: Consentimiento Suprimido (terminal) + otorgar() — transición no declarada — el sistema debe rechazar, sin cambio de estado.</w:t>
+              <w:t xml:space="preserve">Prueba basada en estado: Consentimiento Activo + solicitud directa de supresión dentro de 72h -&gt; Suprimido.</w:t>
             </w:r>
           </w:p>
         </w:tc>
@@ -12741,7 +13078,7 @@
     </w:p>
     <w:p>
       <w:r>
-        <w:t xml:space="preserve">Consentimiento en estado Suprimido (terminal).</w:t>
+        <w:t xml:space="preserve">Consentimiento en estado Activo.</w:t>
       </w:r>
     </w:p>
     <w:p>
@@ -12755,7 +13092,12 @@
     </w:p>
     <w:p>
       <w:r>
-        <w:t xml:space="preserve">1. GestorDeConsentimiento.otorgarConsentimiento(customerId).</w:t>
+        <w:t xml:space="preserve">1. GestorDeConsentimiento.solicitarSupresion(customerId), sin pasar antes por Revocado.</w:t>
+      </w:r>
+    </w:p>
+    <w:p>
+      <w:r>
+        <w:t xml:space="preserve">2. ejecutarSupresionesPendientes().</w:t>
       </w:r>
     </w:p>
     <w:p>
@@ -12916,48 +13258,48 @@
         <w:tc>
           <w:p>
             <w:r>
+              <w:t xml:space="preserve">ACTIVO</w:t>
+            </w:r>
+          </w:p>
+        </w:tc>
+        <w:tc>
+          <w:p>
+            <w:r>
+              <w:t xml:space="preserve">Correcto</w:t>
+            </w:r>
+          </w:p>
+        </w:tc>
+        <w:tc>
+          <w:p>
+            <w:r>
+              <w:t xml:space="preserve">Tras ejecutar la supresión: SUPRIMIDO</w:t>
+            </w:r>
+          </w:p>
+        </w:tc>
+        <w:tc>
+          <w:tcPr>
+            <w:vAlign w:val="center"/>
+          </w:tcPr>
+          <w:p>
+            <w:r>
+              <w:t xml:space="preserve">X</w:t>
+            </w:r>
+          </w:p>
+        </w:tc>
+        <w:tc>
+          <w:tcPr>
+            <w:vAlign w:val="center"/>
+          </w:tcPr>
+          <w:p>
+            <w:r>
+              <w:t xml:space="preserve"/>
+            </w:r>
+          </w:p>
+        </w:tc>
+        <w:tc>
+          <w:p>
+            <w:r>
               <w:t xml:space="preserve">SUPRIMIDO</w:t>
-            </w:r>
-          </w:p>
-        </w:tc>
-        <w:tc>
-          <w:p>
-            <w:r>
-              <w:t xml:space="preserve">Incorrecto (transición no declarada)</w:t>
-            </w:r>
-          </w:p>
-        </w:tc>
-        <w:tc>
-          <w:p>
-            <w:r>
-              <w:t xml:space="preserve">Rechaza la operación; el estado no cambia</w:t>
-            </w:r>
-          </w:p>
-        </w:tc>
-        <w:tc>
-          <w:tcPr>
-            <w:vAlign w:val="center"/>
-          </w:tcPr>
-          <w:p>
-            <w:r>
-              <w:t xml:space="preserve">X</w:t>
-            </w:r>
-          </w:p>
-        </w:tc>
-        <w:tc>
-          <w:tcPr>
-            <w:vAlign w:val="center"/>
-          </w:tcPr>
-          <w:p>
-            <w:r>
-              <w:t xml:space="preserve"/>
-            </w:r>
-          </w:p>
-        </w:tc>
-        <w:tc>
-          <w:p>
-            <w:r>
-              <w:t xml:space="preserve">ConflictException "No se puede otorgar ni revocar un consentimiento ya suprimido"; status permanece SUPRIMIDO</w:t>
             </w:r>
           </w:p>
         </w:tc>
@@ -12979,7 +13321,7 @@
     </w:p>
     <w:p>
       <w:r>
-        <w:t xml:space="preserve">Consent.status permanece SUPRIMIDO tras el intento.</w:t>
+        <w:t xml:space="preserve">Consent.status = SUPRIMIDO, sin pasar por REVOCADO.</w:t>
       </w:r>
     </w:p>
     <w:p>
@@ -13157,7 +13499,7 @@
         <w:pStyle w:val="Heading3"/>
       </w:pPr>
       <w:r>
-        <w:t xml:space="preserve">Ficha No. PE-06</w:t>
+        <w:t xml:space="preserve">Ficha No. PE-05</w:t>
       </w:r>
     </w:p>
     <w:tbl>
@@ -13230,7 +13572,7 @@
           </w:tcPr>
           <w:p>
             <w:r>
-              <w:t xml:space="preserve">PE-06</w:t>
+              <w:t xml:space="preserve">PE-05</w:t>
             </w:r>
           </w:p>
         </w:tc>
@@ -13311,7 +13653,7 @@
           </w:tcPr>
           <w:p>
             <w:r>
-              <w:t xml:space="preserve">Caso de Uso 2 (CU-15, CU-17)</w:t>
+              <w:t xml:space="preserve">Caso de Uso 1 (CU-05)</w:t>
             </w:r>
           </w:p>
         </w:tc>
@@ -13338,7 +13680,7 @@
           </w:tcPr>
           <w:p>
             <w:r>
-              <w:t xml:space="preserve">1.5 Pago</w:t>
+              <w:t xml:space="preserve">1.2 Cuenta Digital</w:t>
             </w:r>
           </w:p>
         </w:tc>
@@ -13365,7 +13707,7 @@
           </w:tcPr>
           <w:p>
             <w:r>
-              <w:t xml:space="preserve">Prueba basada en estado: Pedido Creado + pago autorizado -&gt; Pagado.</w:t>
+              <w:t xml:space="preserve">Prueba basada en estado: Consentimiento Suprimido (terminal) + otorgar() — transición no declarada — el sistema debe rechazar, sin cambio de estado.</w:t>
             </w:r>
           </w:p>
         </w:tc>
@@ -13419,7 +13761,7 @@
     </w:p>
     <w:p>
       <w:r>
-        <w:t xml:space="preserve">Pedido en estado Creado, con sesión de tarjeta ya iniciada.</w:t>
+        <w:t xml:space="preserve">Consentimiento en estado Suprimido (terminal).</w:t>
       </w:r>
     </w:p>
     <w:p>
@@ -13433,7 +13775,7 @@
     </w:p>
     <w:p>
       <w:r>
-        <w:t xml:space="preserve">1. Webhook checkout.session.completed llega a PagoService.manejarEventoStripe().</w:t>
+        <w:t xml:space="preserve">1. GestorDeConsentimiento.otorgarConsentimiento(customerId).</w:t>
       </w:r>
     </w:p>
     <w:p>
@@ -13587,28 +13929,28 @@
         <w:tc>
           <w:p>
             <w:r>
-              <w:t xml:space="preserve">Pedido.status (inicial)</w:t>
-            </w:r>
-          </w:p>
-        </w:tc>
-        <w:tc>
-          <w:p>
-            <w:r>
-              <w:t xml:space="preserve">CREATED</w:t>
-            </w:r>
-          </w:p>
-        </w:tc>
-        <w:tc>
-          <w:p>
-            <w:r>
-              <w:t xml:space="preserve">Correcto</w:t>
-            </w:r>
-          </w:p>
-        </w:tc>
-        <w:tc>
-          <w:p>
-            <w:r>
-              <w:t xml:space="preserve">Tras el webhook: PAID</w:t>
+              <w:t xml:space="preserve">Consentimiento.status (inicial)</w:t>
+            </w:r>
+          </w:p>
+        </w:tc>
+        <w:tc>
+          <w:p>
+            <w:r>
+              <w:t xml:space="preserve">SUPRIMIDO</w:t>
+            </w:r>
+          </w:p>
+        </w:tc>
+        <w:tc>
+          <w:p>
+            <w:r>
+              <w:t xml:space="preserve">Incorrecto (transición no declarada)</w:t>
+            </w:r>
+          </w:p>
+        </w:tc>
+        <w:tc>
+          <w:p>
+            <w:r>
+              <w:t xml:space="preserve">Rechaza la operación; el estado no cambia</w:t>
             </w:r>
           </w:p>
         </w:tc>
@@ -13635,7 +13977,7 @@
         <w:tc>
           <w:p>
             <w:r>
-              <w:t xml:space="preserve">PAID</w:t>
+              <w:t xml:space="preserve">ConflictException "No se puede otorgar ni revocar un consentimiento ya suprimido"; status permanece SUPRIMIDO</w:t>
             </w:r>
           </w:p>
         </w:tc>
@@ -13657,7 +13999,7 @@
     </w:p>
     <w:p>
       <w:r>
-        <w:t xml:space="preserve">Order.status = PAID; el comprobante queda disponible.</w:t>
+        <w:t xml:space="preserve">Consent.status permanece SUPRIMIDO tras el intento.</w:t>
       </w:r>
     </w:p>
     <w:p>
@@ -13802,7 +14144,7 @@
         <w:tc>
           <w:p>
             <w:r>
-              <w:t xml:space="preserve">backend/src/pago/pago.service.spec.ts. Evidencia: Figura 1 (arriba, en la sección del Caso de Uso correspondiente).</w:t>
+              <w:t xml:space="preserve">backend/src/cuenta/dominio/gestor-de-consentimiento.spec.ts. Evidencia: Figura 1 (arriba, en la sección del Caso de Uso correspondiente).</w:t>
             </w:r>
           </w:p>
         </w:tc>
@@ -13835,7 +14177,7 @@
         <w:pStyle w:val="Heading3"/>
       </w:pPr>
       <w:r>
-        <w:t xml:space="preserve">Ficha No. PE-07</w:t>
+        <w:t xml:space="preserve">Ficha No. PE-06</w:t>
       </w:r>
     </w:p>
     <w:tbl>
@@ -13908,7 +14250,7 @@
           </w:tcPr>
           <w:p>
             <w:r>
-              <w:t xml:space="preserve">PE-07</w:t>
+              <w:t xml:space="preserve">PE-06</w:t>
             </w:r>
           </w:p>
         </w:tc>
@@ -13989,7 +14331,7 @@
           </w:tcPr>
           <w:p>
             <w:r>
-              <w:t xml:space="preserve">Caso de Uso 2 (CU-09, RN-09)</w:t>
+              <w:t xml:space="preserve">Caso de Uso 2 (CU-15, CU-17)</w:t>
             </w:r>
           </w:p>
         </w:tc>
@@ -14016,7 +14358,7 @@
           </w:tcPr>
           <w:p>
             <w:r>
-              <w:t xml:space="preserve">1.4 Pedido</w:t>
+              <w:t xml:space="preserve">1.5 Pago</w:t>
             </w:r>
           </w:p>
         </w:tc>
@@ -14043,7 +14385,7 @@
           </w:tcPr>
           <w:p>
             <w:r>
-              <w:t xml:space="preserve">Prueba basada en estado: Pedido Creado + cancelar() antes de iniciar alistamiento (RN-09) -&gt; Cancelado.</w:t>
+              <w:t xml:space="preserve">Prueba basada en estado: Pedido Creado + pago autorizado -&gt; Pagado.</w:t>
             </w:r>
           </w:p>
         </w:tc>
@@ -14097,7 +14439,7 @@
     </w:p>
     <w:p>
       <w:r>
-        <w:t xml:space="preserve">Pedido en estado Creado, alistamiento no iniciado.</w:t>
+        <w:t xml:space="preserve">Pedido en estado Creado, con sesión de tarjeta ya iniciada.</w:t>
       </w:r>
     </w:p>
     <w:p>
@@ -14111,7 +14453,7 @@
     </w:p>
     <w:p>
       <w:r>
-        <w:t xml:space="preserve">1. PedidoService.cancelar(orderId).</w:t>
+        <w:t xml:space="preserve">1. Webhook checkout.session.completed llega a PagoService.manejarEventoStripe().</w:t>
       </w:r>
     </w:p>
     <w:p>
@@ -14286,7 +14628,7 @@
         <w:tc>
           <w:p>
             <w:r>
-              <w:t xml:space="preserve">Tras cancelar(): CANCELLED; reserva liberada</w:t>
+              <w:t xml:space="preserve">Tras el webhook: PAID</w:t>
             </w:r>
           </w:p>
         </w:tc>
@@ -14313,7 +14655,7 @@
         <w:tc>
           <w:p>
             <w:r>
-              <w:t xml:space="preserve">CANCELLED; reservedUnits = 0</w:t>
+              <w:t xml:space="preserve">PAID</w:t>
             </w:r>
           </w:p>
         </w:tc>
@@ -14335,7 +14677,7 @@
     </w:p>
     <w:p>
       <w:r>
-        <w:t xml:space="preserve">La reserva de unidades vuelve a estar disponible.</w:t>
+        <w:t xml:space="preserve">Order.status = PAID; el comprobante queda disponible.</w:t>
       </w:r>
     </w:p>
     <w:p>
@@ -14480,7 +14822,7 @@
         <w:tc>
           <w:p>
             <w:r>
-              <w:t xml:space="preserve">backend/src/pedido/pedido.service.spec.ts. El mismo archivo agrega un caso adicional no listado en el plan original: un pedido en alistamiento (PREPARING) rechaza la cancelación, blindando RN-09 en ambos sentidos. Evidencia: Figura 1 (arriba, en la sección del Caso de Uso correspondiente).</w:t>
+              <w:t xml:space="preserve">backend/src/pago/pago.service.spec.ts. Evidencia: Figura 1 (arriba, en la sección del Caso de Uso correspondiente).</w:t>
             </w:r>
           </w:p>
         </w:tc>
@@ -14513,7 +14855,7 @@
         <w:pStyle w:val="Heading3"/>
       </w:pPr>
       <w:r>
-        <w:t xml:space="preserve">Ficha No. PE-08</w:t>
+        <w:t xml:space="preserve">Ficha No. PE-07</w:t>
       </w:r>
     </w:p>
     <w:tbl>
@@ -14586,7 +14928,7 @@
           </w:tcPr>
           <w:p>
             <w:r>
-              <w:t xml:space="preserve">PE-08</w:t>
+              <w:t xml:space="preserve">PE-07</w:t>
             </w:r>
           </w:p>
         </w:tc>
@@ -14667,7 +15009,7 @@
           </w:tcPr>
           <w:p>
             <w:r>
-              <w:t xml:space="preserve">Caso de Uso 2 (CU-15)</w:t>
+              <w:t xml:space="preserve">Caso de Uso 2 (CU-09, RN-09)</w:t>
             </w:r>
           </w:p>
         </w:tc>
@@ -14694,7 +15036,7 @@
           </w:tcPr>
           <w:p>
             <w:r>
-              <w:t xml:space="preserve">1.5 Pago</w:t>
+              <w:t xml:space="preserve">1.4 Pedido</w:t>
             </w:r>
           </w:p>
         </w:tc>
@@ -14721,7 +15063,7 @@
           </w:tcPr>
           <w:p>
             <w:r>
-              <w:t xml:space="preserve">Prueba basada en estado: Pedido Creado + autorización de pago rechazada -&gt; Pago fallido.</w:t>
+              <w:t xml:space="preserve">Prueba basada en estado: Pedido Creado + cancelar() antes de iniciar alistamiento (RN-09) -&gt; Cancelado.</w:t>
             </w:r>
           </w:p>
         </w:tc>
@@ -14775,7 +15117,7 @@
     </w:p>
     <w:p>
       <w:r>
-        <w:t xml:space="preserve">Pedido en estado Creado, con sesión de tarjeta iniciada.</w:t>
+        <w:t xml:space="preserve">Pedido en estado Creado, alistamiento no iniciado.</w:t>
       </w:r>
     </w:p>
     <w:p>
@@ -14789,7 +15131,7 @@
     </w:p>
     <w:p>
       <w:r>
-        <w:t xml:space="preserve">1. Evento payment_intent.payment_failed llega a PagoService.manejarEventoStripe().</w:t>
+        <w:t xml:space="preserve">1. PedidoService.cancelar(orderId).</w:t>
       </w:r>
     </w:p>
     <w:p>
@@ -14957,14 +15299,14 @@
         <w:tc>
           <w:p>
             <w:r>
-              <w:t xml:space="preserve">Incorrecto (rechazo)</w:t>
-            </w:r>
-          </w:p>
-        </w:tc>
-        <w:tc>
-          <w:p>
-            <w:r>
-              <w:t xml:space="preserve">Tras el evento: PAYMENT_FAILED</w:t>
+              <w:t xml:space="preserve">Correcto</w:t>
+            </w:r>
+          </w:p>
+        </w:tc>
+        <w:tc>
+          <w:p>
+            <w:r>
+              <w:t xml:space="preserve">Tras cancelar(): CANCELLED; reserva liberada</w:t>
             </w:r>
           </w:p>
         </w:tc>
@@ -14991,7 +15333,7 @@
         <w:tc>
           <w:p>
             <w:r>
-              <w:t xml:space="preserve">PAYMENT_FAILED</w:t>
+              <w:t xml:space="preserve">CANCELLED; reservedUnits = 0</w:t>
             </w:r>
           </w:p>
         </w:tc>
@@ -15013,7 +15355,7 @@
     </w:p>
     <w:p>
       <w:r>
-        <w:t xml:space="preserve">La reserva de unidades se libera.</w:t>
+        <w:t xml:space="preserve">La reserva de unidades vuelve a estar disponible.</w:t>
       </w:r>
     </w:p>
     <w:p>
@@ -15158,7 +15500,7 @@
         <w:tc>
           <w:p>
             <w:r>
-              <w:t xml:space="preserve">backend/src/pago/pago.service.spec.ts. Este camino ya existía implementado en manejarEventoStripe() pero no tenía prueba propia — se agregó en esta entrega. Evidencia: Figura 1 (arriba, en la sección del Caso de Uso correspondiente).</w:t>
+              <w:t xml:space="preserve">backend/src/pedido/pedido.service.spec.ts. El mismo archivo agrega un caso adicional no listado en el plan original: un pedido en alistamiento (PREPARING) rechaza la cancelación, blindando RN-09 en ambos sentidos. Evidencia: Figura 1 (arriba, en la sección del Caso de Uso correspondiente).</w:t>
             </w:r>
           </w:p>
         </w:tc>
@@ -15191,7 +15533,7 @@
         <w:pStyle w:val="Heading3"/>
       </w:pPr>
       <w:r>
-        <w:t xml:space="preserve">Ficha No. PE-09</w:t>
+        <w:t xml:space="preserve">Ficha No. PE-08</w:t>
       </w:r>
     </w:p>
     <w:tbl>
@@ -15264,7 +15606,7 @@
           </w:tcPr>
           <w:p>
             <w:r>
-              <w:t xml:space="preserve">PE-09</w:t>
+              <w:t xml:space="preserve">PE-08</w:t>
             </w:r>
           </w:p>
         </w:tc>
@@ -15345,7 +15687,7 @@
           </w:tcPr>
           <w:p>
             <w:r>
-              <w:t xml:space="preserve">Caso de Uso 2 (CU-09, soporte de operación)</w:t>
+              <w:t xml:space="preserve">Caso de Uso 2 (CU-15)</w:t>
             </w:r>
           </w:p>
         </w:tc>
@@ -15372,7 +15714,7 @@
           </w:tcPr>
           <w:p>
             <w:r>
-              <w:t xml:space="preserve">1.4 Pedido</w:t>
+              <w:t xml:space="preserve">1.5 Pago</w:t>
             </w:r>
           </w:p>
         </w:tc>
@@ -15399,7 +15741,7 @@
           </w:tcPr>
           <w:p>
             <w:r>
-              <w:t xml:space="preserve">Prueba basada en estado: Pedido En alistamiento + retiro en tienda -&gt; Listo para retiro.</w:t>
+              <w:t xml:space="preserve">Prueba basada en estado: Pedido Creado + autorización de pago rechazada -&gt; Pago fallido.</w:t>
             </w:r>
           </w:p>
         </w:tc>
@@ -15453,7 +15795,7 @@
     </w:p>
     <w:p>
       <w:r>
-        <w:t xml:space="preserve">Pedido en estado En alistamiento (PREPARING).</w:t>
+        <w:t xml:space="preserve">Pedido en estado Creado, con sesión de tarjeta iniciada.</w:t>
       </w:r>
     </w:p>
     <w:p>
@@ -15467,7 +15809,7 @@
     </w:p>
     <w:p>
       <w:r>
-        <w:t xml:space="preserve">1. PedidoService.marcarListoParaRetiro(orderId).</w:t>
+        <w:t xml:space="preserve">1. Evento payment_intent.payment_failed llega a PagoService.manejarEventoStripe().</w:t>
       </w:r>
     </w:p>
     <w:p>
@@ -15628,21 +15970,21 @@
         <w:tc>
           <w:p>
             <w:r>
-              <w:t xml:space="preserve">PREPARING</w:t>
-            </w:r>
-          </w:p>
-        </w:tc>
-        <w:tc>
-          <w:p>
-            <w:r>
-              <w:t xml:space="preserve">Correcto</w:t>
-            </w:r>
-          </w:p>
-        </w:tc>
-        <w:tc>
-          <w:p>
-            <w:r>
-              <w:t xml:space="preserve">Tras marcarListoParaRetiro(): READY_FOR_PICKUP</w:t>
+              <w:t xml:space="preserve">CREATED</w:t>
+            </w:r>
+          </w:p>
+        </w:tc>
+        <w:tc>
+          <w:p>
+            <w:r>
+              <w:t xml:space="preserve">Incorrecto (rechazo)</w:t>
+            </w:r>
+          </w:p>
+        </w:tc>
+        <w:tc>
+          <w:p>
+            <w:r>
+              <w:t xml:space="preserve">Tras el evento: PAYMENT_FAILED</w:t>
             </w:r>
           </w:p>
         </w:tc>
@@ -15669,7 +16011,7 @@
         <w:tc>
           <w:p>
             <w:r>
-              <w:t xml:space="preserve">READY_FOR_PICKUP</w:t>
+              <w:t xml:space="preserve">PAYMENT_FAILED</w:t>
             </w:r>
           </w:p>
         </w:tc>
@@ -15691,7 +16033,7 @@
     </w:p>
     <w:p>
       <w:r>
-        <w:t xml:space="preserve">El pedido queda disponible para retiro con código.</w:t>
+        <w:t xml:space="preserve">La reserva de unidades se libera.</w:t>
       </w:r>
     </w:p>
     <w:p>
@@ -15836,7 +16178,7 @@
         <w:tc>
           <w:p>
             <w:r>
-              <w:t xml:space="preserve">backend/src/pedido/pedido.service.spec.ts. Evidencia: Figura 1 (arriba, en la sección del Caso de Uso correspondiente).</w:t>
+              <w:t xml:space="preserve">backend/src/pago/pago.service.spec.ts. Este camino ya existía implementado en manejarEventoStripe() pero no tenía prueba propia — se agregó en esta entrega. Evidencia: Figura 1 (arriba, en la sección del Caso de Uso correspondiente).</w:t>
             </w:r>
           </w:p>
         </w:tc>
@@ -15869,7 +16211,7 @@
         <w:pStyle w:val="Heading3"/>
       </w:pPr>
       <w:r>
-        <w:t xml:space="preserve">Ficha No. PE-10</w:t>
+        <w:t xml:space="preserve">Ficha No. PE-09</w:t>
       </w:r>
     </w:p>
     <w:tbl>
@@ -15942,7 +16284,7 @@
           </w:tcPr>
           <w:p>
             <w:r>
-              <w:t xml:space="preserve">PE-10</w:t>
+              <w:t xml:space="preserve">PE-09</w:t>
             </w:r>
           </w:p>
         </w:tc>
@@ -16023,7 +16365,7 @@
           </w:tcPr>
           <w:p>
             <w:r>
-              <w:t xml:space="preserve">Caso de Uso 2 (CU-17, RN-08)</w:t>
+              <w:t xml:space="preserve">Caso de Uso 2 (CU-09, soporte de operación)</w:t>
             </w:r>
           </w:p>
         </w:tc>
@@ -16077,7 +16419,7 @@
           </w:tcPr>
           <w:p>
             <w:r>
-              <w:t xml:space="preserve">Prueba basada en estado: Pedido Listo para retiro + retiro con código dentro de 5 días (RN-08) -&gt; Entregado; caso de frontera: código presentado después de 5 días -&gt; se rechaza el retiro.</w:t>
+              <w:t xml:space="preserve">Prueba basada en estado: Pedido En alistamiento + retiro en tienda -&gt; Listo para retiro.</w:t>
             </w:r>
           </w:p>
         </w:tc>
@@ -16131,7 +16473,7 @@
     </w:p>
     <w:p>
       <w:r>
-        <w:t xml:space="preserve">Pedido en estado Listo para retiro, con código de retiro vigente.</w:t>
+        <w:t xml:space="preserve">Pedido en estado En alistamiento (PREPARING).</w:t>
       </w:r>
     </w:p>
     <w:p>
@@ -16145,12 +16487,7 @@
     </w:p>
     <w:p>
       <w:r>
-        <w:t xml:space="preserve">1. PedidoService.retirarConCodigo(orderId, pickupCode, ahora) con ahora dentro de los 5 días.</w:t>
-      </w:r>
-    </w:p>
-    <w:p>
-      <w:r>
-        <w:t xml:space="preserve">2. Caso de frontera: mismo llamado con ahora un día después del vencimiento.</w:t>
+        <w:t xml:space="preserve">1. PedidoService.marcarListoParaRetiro(orderId).</w:t>
       </w:r>
     </w:p>
     <w:p>
@@ -16304,14 +16641,14 @@
         <w:tc>
           <w:p>
             <w:r>
-              <w:t xml:space="preserve">ahora (caso normal)</w:t>
-            </w:r>
-          </w:p>
-        </w:tc>
-        <w:tc>
-          <w:p>
-            <w:r>
-              <w:t xml:space="preserve">dentro de 5 días</w:t>
+              <w:t xml:space="preserve">Pedido.status (inicial)</w:t>
+            </w:r>
+          </w:p>
+        </w:tc>
+        <w:tc>
+          <w:p>
+            <w:r>
+              <w:t xml:space="preserve">PREPARING</w:t>
             </w:r>
           </w:p>
         </w:tc>
@@ -16325,7 +16662,7 @@
         <w:tc>
           <w:p>
             <w:r>
-              <w:t xml:space="preserve">DELIVERED</w:t>
+              <w:t xml:space="preserve">Tras marcarListoParaRetiro(): READY_FOR_PICKUP</w:t>
             </w:r>
           </w:p>
         </w:tc>
@@ -16352,64 +16689,7 @@
         <w:tc>
           <w:p>
             <w:r>
-              <w:t xml:space="preserve">DELIVERED</w:t>
-            </w:r>
-          </w:p>
-        </w:tc>
-      </w:tr>
-      <w:tr>
-        <w:tc>
-          <w:p>
-            <w:r>
-              <w:t xml:space="preserve">ahora (caso de frontera)</w:t>
-            </w:r>
-          </w:p>
-        </w:tc>
-        <w:tc>
-          <w:p>
-            <w:r>
-              <w:t xml:space="preserve">pickupCodeExpiresAt + 1 día</w:t>
-            </w:r>
-          </w:p>
-        </w:tc>
-        <w:tc>
-          <w:p>
-            <w:r>
-              <w:t xml:space="preserve">Incorrecto (frontera, RN-08)</w:t>
-            </w:r>
-          </w:p>
-        </w:tc>
-        <w:tc>
-          <w:p>
-            <w:r>
-              <w:t xml:space="preserve">Rechaza el retiro; el pedido permanece READY_FOR_PICKUP</w:t>
-            </w:r>
-          </w:p>
-        </w:tc>
-        <w:tc>
-          <w:tcPr>
-            <w:vAlign w:val="center"/>
-          </w:tcPr>
-          <w:p>
-            <w:r>
-              <w:t xml:space="preserve">X</w:t>
-            </w:r>
-          </w:p>
-        </w:tc>
-        <w:tc>
-          <w:tcPr>
-            <w:vAlign w:val="center"/>
-          </w:tcPr>
-          <w:p>
-            <w:r>
-              <w:t xml:space="preserve"/>
-            </w:r>
-          </w:p>
-        </w:tc>
-        <w:tc>
-          <w:p>
-            <w:r>
-              <w:t xml:space="preserve">BadRequestException "El código de retiro venció"; status sin cambio</w:t>
+              <w:t xml:space="preserve">READY_FOR_PICKUP</w:t>
             </w:r>
           </w:p>
         </w:tc>
@@ -16431,7 +16711,7 @@
     </w:p>
     <w:p>
       <w:r>
-        <w:t xml:space="preserve">En el caso de frontera, la entrega no se completa.</w:t>
+        <w:t xml:space="preserve">El pedido queda disponible para retiro con código.</w:t>
       </w:r>
     </w:p>
     <w:p>
@@ -16576,7 +16856,7 @@
         <w:tc>
           <w:p>
             <w:r>
-              <w:t xml:space="preserve">backend/src/pedido/pedido.service.spec.ts (dos it() separados). Evidencia: Figura 1 (arriba, en la sección del Caso de Uso correspondiente).</w:t>
+              <w:t xml:space="preserve">backend/src/pedido/pedido.service.spec.ts. Evidencia: Figura 1 (arriba, en la sección del Caso de Uso correspondiente).</w:t>
             </w:r>
           </w:p>
         </w:tc>
@@ -16609,7 +16889,7 @@
         <w:pStyle w:val="Heading3"/>
       </w:pPr>
       <w:r>
-        <w:t xml:space="preserve">Ficha No. PI-01</w:t>
+        <w:t xml:space="preserve">Ficha No. PE-10</w:t>
       </w:r>
     </w:p>
     <w:tbl>
@@ -16682,7 +16962,7 @@
           </w:tcPr>
           <w:p>
             <w:r>
-              <w:t xml:space="preserve">PI-01</w:t>
+              <w:t xml:space="preserve">PE-10</w:t>
             </w:r>
           </w:p>
         </w:tc>
@@ -16763,7 +17043,7 @@
           </w:tcPr>
           <w:p>
             <w:r>
-              <w:t xml:space="preserve">Caso de Uso 1 (CU-04)</w:t>
+              <w:t xml:space="preserve">Caso de Uso 2 (CU-17, RN-08)</w:t>
             </w:r>
           </w:p>
         </w:tc>
@@ -16790,7 +17070,7 @@
           </w:tcPr>
           <w:p>
             <w:r>
-              <w:t xml:space="preserve">1.2 Cuenta Digital</w:t>
+              <w:t xml:space="preserve">1.4 Pedido</w:t>
             </w:r>
           </w:p>
         </w:tc>
@@ -16817,7 +17097,7 @@
           </w:tcPr>
           <w:p>
             <w:r>
-              <w:t xml:space="preserve">Prueba de integración, grupo 1 (bottom-up): Cuenta sola, módulo atómico sin dependencias.</w:t>
+              <w:t xml:space="preserve">Prueba basada en estado: Pedido Listo para retiro + retiro con código dentro de 5 días (RN-08) -&gt; Entregado; caso de frontera: código presentado después de 5 días -&gt; se rechaza el retiro.</w:t>
             </w:r>
           </w:p>
         </w:tc>
@@ -16871,7 +17151,7 @@
     </w:p>
     <w:p>
       <w:r>
-        <w:t xml:space="preserve">Ninguna — no requiere base de datos ni otras clases.</w:t>
+        <w:t xml:space="preserve">Pedido en estado Listo para retiro, con código de retiro vigente.</w:t>
       </w:r>
     </w:p>
     <w:p>
@@ -16885,12 +17165,12 @@
     </w:p>
     <w:p>
       <w:r>
-        <w:t xml:space="preserve">1. new Cuenta().</w:t>
-      </w:r>
-    </w:p>
-    <w:p>
-      <w:r>
-        <w:t xml:space="preserve">2. cuenta.activar().</w:t>
+        <w:t xml:space="preserve">1. PedidoService.retirarConCodigo(orderId, pickupCode, ahora) con ahora dentro de los 5 días.</w:t>
+      </w:r>
+    </w:p>
+    <w:p>
+      <w:r>
+        <w:t xml:space="preserve">2. Caso de frontera: mismo llamado con ahora un día después del vencimiento.</w:t>
       </w:r>
     </w:p>
     <w:p>
@@ -17044,14 +17324,14 @@
         <w:tc>
           <w:p>
             <w:r>
-              <w:t xml:space="preserve">Cuenta.estado (inicial)</w:t>
-            </w:r>
-          </w:p>
-        </w:tc>
-        <w:tc>
-          <w:p>
-            <w:r>
-              <w:t xml:space="preserve">"pendiente"</w:t>
+              <w:t xml:space="preserve">ahora (caso normal)</w:t>
+            </w:r>
+          </w:p>
+        </w:tc>
+        <w:tc>
+          <w:p>
+            <w:r>
+              <w:t xml:space="preserve">dentro de 5 días</w:t>
             </w:r>
           </w:p>
         </w:tc>
@@ -17065,7 +17345,7 @@
         <w:tc>
           <w:p>
             <w:r>
-              <w:t xml:space="preserve">Tras activar(): "activa"</w:t>
+              <w:t xml:space="preserve">DELIVERED</w:t>
             </w:r>
           </w:p>
         </w:tc>
@@ -17092,7 +17372,64 @@
         <w:tc>
           <w:p>
             <w:r>
-              <w:t xml:space="preserve">"activa"</w:t>
+              <w:t xml:space="preserve">DELIVERED</w:t>
+            </w:r>
+          </w:p>
+        </w:tc>
+      </w:tr>
+      <w:tr>
+        <w:tc>
+          <w:p>
+            <w:r>
+              <w:t xml:space="preserve">ahora (caso de frontera)</w:t>
+            </w:r>
+          </w:p>
+        </w:tc>
+        <w:tc>
+          <w:p>
+            <w:r>
+              <w:t xml:space="preserve">pickupCodeExpiresAt + 1 día</w:t>
+            </w:r>
+          </w:p>
+        </w:tc>
+        <w:tc>
+          <w:p>
+            <w:r>
+              <w:t xml:space="preserve">Incorrecto (frontera, RN-08)</w:t>
+            </w:r>
+          </w:p>
+        </w:tc>
+        <w:tc>
+          <w:p>
+            <w:r>
+              <w:t xml:space="preserve">Rechaza el retiro; el pedido permanece READY_FOR_PICKUP</w:t>
+            </w:r>
+          </w:p>
+        </w:tc>
+        <w:tc>
+          <w:tcPr>
+            <w:vAlign w:val="center"/>
+          </w:tcPr>
+          <w:p>
+            <w:r>
+              <w:t xml:space="preserve">X</w:t>
+            </w:r>
+          </w:p>
+        </w:tc>
+        <w:tc>
+          <w:tcPr>
+            <w:vAlign w:val="center"/>
+          </w:tcPr>
+          <w:p>
+            <w:r>
+              <w:t xml:space="preserve"/>
+            </w:r>
+          </w:p>
+        </w:tc>
+        <w:tc>
+          <w:p>
+            <w:r>
+              <w:t xml:space="preserve">BadRequestException "El código de retiro venció"; status sin cambio</w:t>
             </w:r>
           </w:p>
         </w:tc>
@@ -17114,7 +17451,7 @@
     </w:p>
     <w:p>
       <w:r>
-        <w:t xml:space="preserve">El cambio de estado no requiere ninguna otra clase ni manejador de prueba.</w:t>
+        <w:t xml:space="preserve">En el caso de frontera, la entrega no se completa.</w:t>
       </w:r>
     </w:p>
     <w:p>
@@ -17259,7 +17596,7 @@
         <w:tc>
           <w:p>
             <w:r>
-              <w:t xml:space="preserve">backend/src/cuenta/dominio/cuenta.spec.ts. Evidencia: Figura 1 (arriba, en la sección del Caso de Uso correspondiente).</w:t>
+              <w:t xml:space="preserve">backend/src/pedido/pedido.service.spec.ts (dos it() separados). Evidencia: Figura 1 (arriba, en la sección del Caso de Uso correspondiente).</w:t>
             </w:r>
           </w:p>
         </w:tc>
@@ -17292,7 +17629,7 @@
         <w:pStyle w:val="Heading3"/>
       </w:pPr>
       <w:r>
-        <w:t xml:space="preserve">Ficha No. PI-02</w:t>
+        <w:t xml:space="preserve">Ficha No. PI-01</w:t>
       </w:r>
     </w:p>
     <w:tbl>
@@ -17365,7 +17702,7 @@
           </w:tcPr>
           <w:p>
             <w:r>
-              <w:t xml:space="preserve">PI-02</w:t>
+              <w:t xml:space="preserve">PI-01</w:t>
             </w:r>
           </w:p>
         </w:tc>
@@ -17500,7 +17837,7 @@
           </w:tcPr>
           <w:p>
             <w:r>
-              <w:t xml:space="preserve">Prueba de integración, grupo 2 (bottom-up): Cliente + Cuenta, invocado directo sin pasar por la pantalla de registro.</w:t>
+              <w:t xml:space="preserve">Prueba de integración, grupo 1 (bottom-up): Cuenta sola, módulo atómico sin dependencias.</w:t>
             </w:r>
           </w:p>
         </w:tc>
@@ -17554,7 +17891,7 @@
     </w:p>
     <w:p>
       <w:r>
-        <w:t xml:space="preserve">Documento nuevo CC2002.</w:t>
+        <w:t xml:space="preserve">Ninguna — no requiere base de datos ni otras clases.</w:t>
       </w:r>
     </w:p>
     <w:p>
@@ -17568,7 +17905,12 @@
     </w:p>
     <w:p>
       <w:r>
-        <w:t xml:space="preserve">1. GestorDeRegistro.registrarCliente(dto) con documento CC2002.</w:t>
+        <w:t xml:space="preserve">1. new Cuenta().</w:t>
+      </w:r>
+    </w:p>
+    <w:p>
+      <w:r>
+        <w:t xml:space="preserve">2. cuenta.activar().</w:t>
       </w:r>
     </w:p>
     <w:p>
@@ -17722,14 +18064,14 @@
         <w:tc>
           <w:p>
             <w:r>
-              <w:t xml:space="preserve">document</w:t>
-            </w:r>
-          </w:p>
-        </w:tc>
-        <w:tc>
-          <w:p>
-            <w:r>
-              <w:t xml:space="preserve">CC2002</w:t>
+              <w:t xml:space="preserve">Cuenta.estado (inicial)</w:t>
+            </w:r>
+          </w:p>
+        </w:tc>
+        <w:tc>
+          <w:p>
+            <w:r>
+              <w:t xml:space="preserve">"pendiente"</w:t>
             </w:r>
           </w:p>
         </w:tc>
@@ -17743,7 +18085,7 @@
         <w:tc>
           <w:p>
             <w:r>
-              <w:t xml:space="preserve">Se crean Cliente y Cuenta relacionados 1:1 (mismo id)</w:t>
+              <w:t xml:space="preserve">Tras activar(): "activa"</w:t>
             </w:r>
           </w:p>
         </w:tc>
@@ -17770,7 +18112,7 @@
         <w:tc>
           <w:p>
             <w:r>
-              <w:t xml:space="preserve">cliente.id = cuenta creada con el mismo id en Customer</w:t>
+              <w:t xml:space="preserve">"activa"</w:t>
             </w:r>
           </w:p>
         </w:tc>
@@ -17792,7 +18134,7 @@
     </w:p>
     <w:p>
       <w:r>
-        <w:t xml:space="preserve">Customer en base de datos coincide con el Cliente devuelto.</w:t>
+        <w:t xml:space="preserve">El cambio de estado no requiere ninguna otra clase ni manejador de prueba.</w:t>
       </w:r>
     </w:p>
     <w:p>
@@ -17937,7 +18279,7 @@
         <w:tc>
           <w:p>
             <w:r>
-              <w:t xml:space="preserve">backend/src/cuenta/dominio/gestor-de-registro.spec.ts. Evidencia: Figura 1 (arriba, en la sección del Caso de Uso correspondiente).</w:t>
+              <w:t xml:space="preserve">backend/src/cuenta/dominio/cuenta.spec.ts. Evidencia: Figura 1 (arriba, en la sección del Caso de Uso correspondiente).</w:t>
             </w:r>
           </w:p>
         </w:tc>
@@ -17970,7 +18312,7 @@
         <w:pStyle w:val="Heading3"/>
       </w:pPr>
       <w:r>
-        <w:t xml:space="preserve">Ficha No. PI-03</w:t>
+        <w:t xml:space="preserve">Ficha No. PI-02</w:t>
       </w:r>
     </w:p>
     <w:tbl>
@@ -18043,7 +18385,7 @@
           </w:tcPr>
           <w:p>
             <w:r>
-              <w:t xml:space="preserve">PI-03</w:t>
+              <w:t xml:space="preserve">PI-02</w:t>
             </w:r>
           </w:p>
         </w:tc>
@@ -18124,7 +18466,7 @@
           </w:tcPr>
           <w:p>
             <w:r>
-              <w:t xml:space="preserve">Caso de Uso 1 (CU-05)</w:t>
+              <w:t xml:space="preserve">Caso de Uso 1 (CU-04)</w:t>
             </w:r>
           </w:p>
         </w:tc>
@@ -18178,7 +18520,7 @@
           </w:tcPr>
           <w:p>
             <w:r>
-              <w:t xml:space="preserve">Prueba de integración, grupo 3 (bottom-up): Cliente + Consentimiento, con PoliticaDatos simulada (versión vigente fija).</w:t>
+              <w:t xml:space="preserve">Prueba de integración, grupo 2 (bottom-up): Cliente + Cuenta, invocado directo sin pasar por la pantalla de registro.</w:t>
             </w:r>
           </w:p>
         </w:tc>
@@ -18232,7 +18574,7 @@
     </w:p>
     <w:p>
       <w:r>
-        <w:t xml:space="preserve">Documento nuevo; acepta la política con identificador de lealtad válido.</w:t>
+        <w:t xml:space="preserve">Documento nuevo CC2002.</w:t>
       </w:r>
     </w:p>
     <w:p>
@@ -18246,7 +18588,7 @@
     </w:p>
     <w:p>
       <w:r>
-        <w:t xml:space="preserve">1. GestorDeConsentimiento.otorgarConsentimiento(customerId, loyaltyId).</w:t>
+        <w:t xml:space="preserve">1. GestorDeRegistro.registrarCliente(dto) con documento CC2002.</w:t>
       </w:r>
     </w:p>
     <w:p>
@@ -18400,14 +18742,14 @@
         <w:tc>
           <w:p>
             <w:r>
-              <w:t xml:space="preserve">politicaDatosVersion (esperada)</w:t>
-            </w:r>
-          </w:p>
-        </w:tc>
-        <w:tc>
-          <w:p>
-            <w:r>
-              <w:t xml:space="preserve">POLITICA_DATOS_VIGENTE.version ("v1")</w:t>
+              <w:t xml:space="preserve">document</w:t>
+            </w:r>
+          </w:p>
+        </w:tc>
+        <w:tc>
+          <w:p>
+            <w:r>
+              <w:t xml:space="preserve">CC2002</w:t>
             </w:r>
           </w:p>
         </w:tc>
@@ -18421,7 +18763,7 @@
         <w:tc>
           <w:p>
             <w:r>
-              <w:t xml:space="preserve">El Consentimiento creado referencia esa misma versión</w:t>
+              <w:t xml:space="preserve">Se crean Cliente y Cuenta relacionados 1:1 (mismo id)</w:t>
             </w:r>
           </w:p>
         </w:tc>
@@ -18448,7 +18790,7 @@
         <w:tc>
           <w:p>
             <w:r>
-              <w:t xml:space="preserve">"v1"</w:t>
+              <w:t xml:space="preserve">cliente.id = cuenta creada con el mismo id en Customer</w:t>
             </w:r>
           </w:p>
         </w:tc>
@@ -18470,7 +18812,7 @@
     </w:p>
     <w:p>
       <w:r>
-        <w:t xml:space="preserve">El Consentimiento queda vinculado a la versión de política simulada.</w:t>
+        <w:t xml:space="preserve">Customer en base de datos coincide con el Cliente devuelto.</w:t>
       </w:r>
     </w:p>
     <w:p>
@@ -18615,7 +18957,7 @@
         <w:tc>
           <w:p>
             <w:r>
-              <w:t xml:space="preserve">backend/src/cuenta/dominio/gestor-de-consentimiento.spec.ts. Evidencia: Figura 1 (arriba, en la sección del Caso de Uso correspondiente).</w:t>
+              <w:t xml:space="preserve">backend/src/cuenta/dominio/gestor-de-registro.spec.ts. Evidencia: Figura 1 (arriba, en la sección del Caso de Uso correspondiente).</w:t>
             </w:r>
           </w:p>
         </w:tc>
@@ -18648,7 +18990,7 @@
         <w:pStyle w:val="Heading3"/>
       </w:pPr>
       <w:r>
-        <w:t xml:space="preserve">Ficha No. PI-04</w:t>
+        <w:t xml:space="preserve">Ficha No. PI-03</w:t>
       </w:r>
     </w:p>
     <w:tbl>
@@ -18721,7 +19063,7 @@
           </w:tcPr>
           <w:p>
             <w:r>
-              <w:t xml:space="preserve">PI-04</w:t>
+              <w:t xml:space="preserve">PI-03</w:t>
             </w:r>
           </w:p>
         </w:tc>
@@ -18802,7 +19144,7 @@
           </w:tcPr>
           <w:p>
             <w:r>
-              <w:t xml:space="preserve">Caso de Uso 2 (CU-09)</w:t>
+              <w:t xml:space="preserve">Caso de Uso 1 (CU-05)</w:t>
             </w:r>
           </w:p>
         </w:tc>
@@ -18829,7 +19171,7 @@
           </w:tcPr>
           <w:p>
             <w:r>
-              <w:t xml:space="preserve">1.4 Pedido</w:t>
+              <w:t xml:space="preserve">1.2 Cuenta Digital</w:t>
             </w:r>
           </w:p>
         </w:tc>
@@ -18856,7 +19198,7 @@
           </w:tcPr>
           <w:p>
             <w:r>
-              <w:t xml:space="preserve">Prueba de integración, grupo 4 (bottom-up): Pedido, con Carrito y ReservaUnidades (CatalogoService) sustituidos por manejadores de prueba (useValue).</w:t>
+              <w:t xml:space="preserve">Prueba de integración, grupo 3 (bottom-up): Cliente + Consentimiento, con PoliticaDatos simulada (versión vigente fija).</w:t>
             </w:r>
           </w:p>
         </w:tc>
@@ -18910,7 +19252,7 @@
     </w:p>
     <w:p>
       <w:r>
-        <w:t xml:space="preserve">CarritoService y CatalogoService reemplazados por dobles con datos fijos (2 unidades a $15.000 c/u).</w:t>
+        <w:t xml:space="preserve">Documento nuevo; acepta la política con identificador de lealtad válido.</w:t>
       </w:r>
     </w:p>
     <w:p>
@@ -18924,7 +19266,7 @@
     </w:p>
     <w:p>
       <w:r>
-        <w:t xml:space="preserve">1. PedidoService.confirmar(customerId, dto) contra los manejadores de prueba.</w:t>
+        <w:t xml:space="preserve">1. GestorDeConsentimiento.otorgarConsentimiento(customerId, loyaltyId).</w:t>
       </w:r>
     </w:p>
     <w:p>
@@ -19078,14 +19420,14 @@
         <w:tc>
           <w:p>
             <w:r>
-              <w:t xml:space="preserve">cart.items (simulado)</w:t>
-            </w:r>
-          </w:p>
-        </w:tc>
-        <w:tc>
-          <w:p>
-            <w:r>
-              <w:t xml:space="preserve">1 línea, quantity=2, digitalPrice=15000</w:t>
+              <w:t xml:space="preserve">politicaDatosVersion (esperada)</w:t>
+            </w:r>
+          </w:p>
+        </w:tc>
+        <w:tc>
+          <w:p>
+            <w:r>
+              <w:t xml:space="preserve">POLITICA_DATOS_VIGENTE.version ("v1")</w:t>
             </w:r>
           </w:p>
         </w:tc>
@@ -19099,7 +19441,7 @@
         <w:tc>
           <w:p>
             <w:r>
-              <w:t xml:space="preserve">Total calculado = 30.000; reservarUnidades llamado con (productId, branchId, 2)</w:t>
+              <w:t xml:space="preserve">El Consentimiento creado referencia esa misma versión</w:t>
             </w:r>
           </w:p>
         </w:tc>
@@ -19126,7 +19468,7 @@
         <w:tc>
           <w:p>
             <w:r>
-              <w:t xml:space="preserve">calcularTotal() = 30000; reservarUnidades invocado con los parámetros esperados</w:t>
+              <w:t xml:space="preserve">"v1"</w:t>
             </w:r>
           </w:p>
         </w:tc>
@@ -19148,7 +19490,7 @@
     </w:p>
     <w:p>
       <w:r>
-        <w:t xml:space="preserve">Ninguno de los manejadores de prueba de este grupo queda sin invocar.</w:t>
+        <w:t xml:space="preserve">El Consentimiento queda vinculado a la versión de política simulada.</w:t>
       </w:r>
     </w:p>
     <w:p>
@@ -19293,7 +19635,7 @@
         <w:tc>
           <w:p>
             <w:r>
-              <w:t xml:space="preserve">backend/src/pedido/pedido.service.spec.ts. Evidencia: Figura 1 (arriba, en la sección del Caso de Uso correspondiente).</w:t>
+              <w:t xml:space="preserve">backend/src/cuenta/dominio/gestor-de-consentimiento.spec.ts. Evidencia: Figura 1 (arriba, en la sección del Caso de Uso correspondiente).</w:t>
             </w:r>
           </w:p>
         </w:tc>
@@ -19326,7 +19668,7 @@
         <w:pStyle w:val="Heading3"/>
       </w:pPr>
       <w:r>
-        <w:t xml:space="preserve">Ficha No. PI-05</w:t>
+        <w:t xml:space="preserve">Ficha No. PI-04</w:t>
       </w:r>
     </w:p>
     <w:tbl>
@@ -19399,7 +19741,7 @@
           </w:tcPr>
           <w:p>
             <w:r>
-              <w:t xml:space="preserve">PI-05</w:t>
+              <w:t xml:space="preserve">PI-04</w:t>
             </w:r>
           </w:p>
         </w:tc>
@@ -19480,7 +19822,7 @@
           </w:tcPr>
           <w:p>
             <w:r>
-              <w:t xml:space="preserve">Caso de Uso 2 (CU-15, CU-17)</w:t>
+              <w:t xml:space="preserve">Caso de Uso 2 (CU-09)</w:t>
             </w:r>
           </w:p>
         </w:tc>
@@ -19507,7 +19849,7 @@
           </w:tcPr>
           <w:p>
             <w:r>
-              <w:t xml:space="preserve">1.5 Pago</w:t>
+              <w:t xml:space="preserve">1.4 Pedido</w:t>
             </w:r>
           </w:p>
         </w:tc>
@@ -19534,7 +19876,7 @@
           </w:tcPr>
           <w:p>
             <w:r>
-              <w:t xml:space="preserve">Prueba de integración, grupo 5 (final, bottom-up): Pedido + Pago, con Token y la pasarela (AdaptadorStripe) simulados con una autorización fija.</w:t>
+              <w:t xml:space="preserve">Prueba de integración, grupo 4 (bottom-up): Pedido, con Carrito y ReservaUnidades (CatalogoService) sustituidos por manejadores de prueba (useValue).</w:t>
             </w:r>
           </w:p>
         </w:tc>
@@ -19588,7 +19930,7 @@
     </w:p>
     <w:p>
       <w:r>
-        <w:t xml:space="preserve">Pedido confirmado con reserva exitosa; AdaptadorStripe sustituido por useValue.</w:t>
+        <w:t xml:space="preserve">CarritoService y CatalogoService reemplazados por dobles con datos fijos (2 unidades a $15.000 c/u).</w:t>
       </w:r>
     </w:p>
     <w:p>
@@ -19602,7 +19944,7 @@
     </w:p>
     <w:p>
       <w:r>
-        <w:t xml:space="preserve">1. OrquestadorDePago.procesarPago(..., eventoSimulado="checkout.session.completed").</w:t>
+        <w:t xml:space="preserve">1. PedidoService.confirmar(customerId, dto) contra los manejadores de prueba.</w:t>
       </w:r>
     </w:p>
     <w:p>
@@ -19756,14 +20098,14 @@
         <w:tc>
           <w:p>
             <w:r>
-              <w:t xml:space="preserve">eventoSimulado.type</w:t>
-            </w:r>
-          </w:p>
-        </w:tc>
-        <w:tc>
-          <w:p>
-            <w:r>
-              <w:t xml:space="preserve">checkout.session.completed</w:t>
+              <w:t xml:space="preserve">cart.items (simulado)</w:t>
+            </w:r>
+          </w:p>
+        </w:tc>
+        <w:tc>
+          <w:p>
+            <w:r>
+              <w:t xml:space="preserve">1 línea, quantity=2, digitalPrice=15000</w:t>
             </w:r>
           </w:p>
         </w:tc>
@@ -19777,7 +20119,7 @@
         <w:tc>
           <w:p>
             <w:r>
-              <w:t xml:space="preserve">Pago CONFIRMED vinculado 1:1 con Token; Pedido.status = PAID</w:t>
+              <w:t xml:space="preserve">Total calculado = 30.000; reservarUnidades llamado con (productId, branchId, 2)</w:t>
             </w:r>
           </w:p>
         </w:tc>
@@ -19804,7 +20146,7 @@
         <w:tc>
           <w:p>
             <w:r>
-              <w:t xml:space="preserve">Payment.status = CONFIRMED, orderId único; Order.status = PAID</w:t>
+              <w:t xml:space="preserve">calcularTotal() = 30000; reservarUnidades invocado con los parámetros esperados</w:t>
             </w:r>
           </w:p>
         </w:tc>
@@ -19826,7 +20168,7 @@
     </w:p>
     <w:p>
       <w:r>
-        <w:t xml:space="preserve">Ningún manejador de prueba de los grupos 1 a 4 queda sin retirar en este grupo final (todas las clases reales, salvo AdaptadorStripe).</w:t>
+        <w:t xml:space="preserve">Ninguno de los manejadores de prueba de este grupo queda sin invocar.</w:t>
       </w:r>
     </w:p>
     <w:p>
@@ -19971,6 +20313,684 @@
         <w:tc>
           <w:p>
             <w:r>
+              <w:t xml:space="preserve">backend/src/pedido/pedido.service.spec.ts. Evidencia: Figura 1 (arriba, en la sección del Caso de Uso correspondiente).</w:t>
+            </w:r>
+          </w:p>
+        </w:tc>
+        <w:tc>
+          <w:p>
+            <w:r>
+              <w:t xml:space="preserve">Firma: ______________________</w:t>
+            </w:r>
+          </w:p>
+          <w:p>
+            <w:r>
+              <w:t xml:space="preserve">Nombre: Duván Camilo Serrano Rojas</w:t>
+            </w:r>
+          </w:p>
+          <w:p>
+            <w:r>
+              <w:t xml:space="preserve">Fecha: 2026-09-17</w:t>
+            </w:r>
+          </w:p>
+        </w:tc>
+      </w:tr>
+    </w:tbl>
+    <w:p>
+      <w:r>
+        <w:t xml:space="preserve"/>
+      </w:r>
+    </w:p>
+    <w:p>
+      <w:pPr>
+        <w:pStyle w:val="Heading3"/>
+      </w:pPr>
+      <w:r>
+        <w:t xml:space="preserve">Ficha No. PI-05</w:t>
+      </w:r>
+    </w:p>
+    <w:tbl>
+      <w:tblPr>
+        <w:tblW w:type="dxa" w:w="9350"/>
+        <w:tblBorders>
+          <w:top w:val="single" w:color="auto" w:sz="4"/>
+          <w:left w:val="single" w:color="auto" w:sz="4"/>
+          <w:bottom w:val="single" w:color="auto" w:sz="4"/>
+          <w:right w:val="single" w:color="auto" w:sz="4"/>
+          <w:insideH w:val="single" w:color="auto" w:sz="4"/>
+          <w:insideV w:val="single" w:color="auto" w:sz="4"/>
+        </w:tblBorders>
+      </w:tblPr>
+      <w:tblGrid>
+        <w:gridCol w:w="100"/>
+      </w:tblGrid>
+      <w:tr>
+        <w:tc>
+          <w:tcPr>
+            <w:shd w:fill="D9D9D9" w:val="clear"/>
+          </w:tcPr>
+          <w:p>
+            <w:r>
+              <w:rPr>
+                <w:b/>
+                <w:bCs/>
+              </w:rPr>
+              <w:t xml:space="preserve">INFORMACIÓN GLOBAL DEL CASO DE PRUEBA</w:t>
+            </w:r>
+          </w:p>
+        </w:tc>
+      </w:tr>
+    </w:tbl>
+    <w:tbl>
+      <w:tblPr>
+        <w:tblW w:type="dxa" w:w="9350"/>
+        <w:tblBorders>
+          <w:top w:val="single" w:color="auto" w:sz="4"/>
+          <w:left w:val="single" w:color="auto" w:sz="4"/>
+          <w:bottom w:val="single" w:color="auto" w:sz="4"/>
+          <w:right w:val="single" w:color="auto" w:sz="4"/>
+          <w:insideH w:val="single" w:color="auto" w:sz="4"/>
+          <w:insideV w:val="single" w:color="auto" w:sz="4"/>
+        </w:tblBorders>
+      </w:tblPr>
+      <w:tblGrid>
+        <w:gridCol w:w="100"/>
+        <w:gridCol w:w="100"/>
+      </w:tblGrid>
+      <w:tr>
+        <w:tc>
+          <w:tcPr>
+            <w:tcW w:type="dxa" w:w="2600"/>
+            <w:shd w:fill="F2F2F2" w:val="clear"/>
+          </w:tcPr>
+          <w:p>
+            <w:r>
+              <w:rPr>
+                <w:b/>
+                <w:bCs/>
+              </w:rPr>
+              <w:t xml:space="preserve">CASO DE PRUEBA No.</w:t>
+            </w:r>
+          </w:p>
+        </w:tc>
+        <w:tc>
+          <w:tcPr>
+            <w:tcW w:type="dxa" w:w="6750"/>
+          </w:tcPr>
+          <w:p>
+            <w:r>
+              <w:t xml:space="preserve">PI-05</w:t>
+            </w:r>
+          </w:p>
+        </w:tc>
+      </w:tr>
+      <w:tr>
+        <w:tc>
+          <w:tcPr>
+            <w:tcW w:type="dxa" w:w="2600"/>
+            <w:shd w:fill="F2F2F2" w:val="clear"/>
+          </w:tcPr>
+          <w:p>
+            <w:r>
+              <w:rPr>
+                <w:b/>
+                <w:bCs/>
+              </w:rPr>
+              <w:t xml:space="preserve">VERSIÓN DE EJECUCIÓN</w:t>
+            </w:r>
+          </w:p>
+        </w:tc>
+        <w:tc>
+          <w:tcPr>
+            <w:tcW w:type="dxa" w:w="6750"/>
+          </w:tcPr>
+          <w:p>
+            <w:r>
+              <w:t xml:space="preserve">1</w:t>
+            </w:r>
+          </w:p>
+        </w:tc>
+      </w:tr>
+      <w:tr>
+        <w:tc>
+          <w:tcPr>
+            <w:tcW w:type="dxa" w:w="2600"/>
+            <w:shd w:fill="F2F2F2" w:val="clear"/>
+          </w:tcPr>
+          <w:p>
+            <w:r>
+              <w:rPr>
+                <w:b/>
+                <w:bCs/>
+              </w:rPr>
+              <w:t xml:space="preserve">FECHA EJECUCIÓN</w:t>
+            </w:r>
+          </w:p>
+        </w:tc>
+        <w:tc>
+          <w:tcPr>
+            <w:tcW w:type="dxa" w:w="6750"/>
+          </w:tcPr>
+          <w:p>
+            <w:r>
+              <w:t xml:space="preserve">2026-09-17</w:t>
+            </w:r>
+          </w:p>
+        </w:tc>
+      </w:tr>
+      <w:tr>
+        <w:tc>
+          <w:tcPr>
+            <w:tcW w:type="dxa" w:w="2600"/>
+            <w:shd w:fill="F2F2F2" w:val="clear"/>
+          </w:tcPr>
+          <w:p>
+            <w:r>
+              <w:rPr>
+                <w:b/>
+                <w:bCs/>
+              </w:rPr>
+              <w:t xml:space="preserve">CASO DE USO</w:t>
+            </w:r>
+          </w:p>
+        </w:tc>
+        <w:tc>
+          <w:tcPr>
+            <w:tcW w:type="dxa" w:w="6750"/>
+          </w:tcPr>
+          <w:p>
+            <w:r>
+              <w:t xml:space="preserve">Caso de Uso 2 (CU-15, CU-17)</w:t>
+            </w:r>
+          </w:p>
+        </w:tc>
+      </w:tr>
+      <w:tr>
+        <w:tc>
+          <w:tcPr>
+            <w:tcW w:type="dxa" w:w="2600"/>
+            <w:shd w:fill="F2F2F2" w:val="clear"/>
+          </w:tcPr>
+          <w:p>
+            <w:r>
+              <w:rPr>
+                <w:b/>
+                <w:bCs/>
+              </w:rPr>
+              <w:t xml:space="preserve">MÓDULO DEL SISTEMA</w:t>
+            </w:r>
+          </w:p>
+        </w:tc>
+        <w:tc>
+          <w:tcPr>
+            <w:tcW w:type="dxa" w:w="6750"/>
+          </w:tcPr>
+          <w:p>
+            <w:r>
+              <w:t xml:space="preserve">1.5 Pago</w:t>
+            </w:r>
+          </w:p>
+        </w:tc>
+      </w:tr>
+      <w:tr>
+        <w:tc>
+          <w:tcPr>
+            <w:tcW w:type="dxa" w:w="2600"/>
+            <w:shd w:fill="F2F2F2" w:val="clear"/>
+          </w:tcPr>
+          <w:p>
+            <w:r>
+              <w:rPr>
+                <w:b/>
+                <w:bCs/>
+              </w:rPr>
+              <w:t xml:space="preserve">Descripción del caso de prueba</w:t>
+            </w:r>
+          </w:p>
+        </w:tc>
+        <w:tc>
+          <w:tcPr>
+            <w:tcW w:type="dxa" w:w="6750"/>
+          </w:tcPr>
+          <w:p>
+            <w:r>
+              <w:t xml:space="preserve">Prueba de integración, grupo 5 (final, bottom-up): Pedido + Pago, con Token y la pasarela (AdaptadorStripe) simulados con una autorización fija.</w:t>
+            </w:r>
+          </w:p>
+        </w:tc>
+      </w:tr>
+    </w:tbl>
+    <w:p>
+      <w:r>
+        <w:t xml:space="preserve"/>
+      </w:r>
+    </w:p>
+    <w:tbl>
+      <w:tblPr>
+        <w:tblW w:type="dxa" w:w="9350"/>
+        <w:tblBorders>
+          <w:top w:val="single" w:color="auto" w:sz="4"/>
+          <w:left w:val="single" w:color="auto" w:sz="4"/>
+          <w:bottom w:val="single" w:color="auto" w:sz="4"/>
+          <w:right w:val="single" w:color="auto" w:sz="4"/>
+          <w:insideH w:val="single" w:color="auto" w:sz="4"/>
+          <w:insideV w:val="single" w:color="auto" w:sz="4"/>
+        </w:tblBorders>
+      </w:tblPr>
+      <w:tblGrid>
+        <w:gridCol w:w="100"/>
+      </w:tblGrid>
+      <w:tr>
+        <w:tc>
+          <w:tcPr>
+            <w:shd w:fill="D9D9D9" w:val="clear"/>
+          </w:tcPr>
+          <w:p>
+            <w:r>
+              <w:rPr>
+                <w:b/>
+                <w:bCs/>
+              </w:rPr>
+              <w:t xml:space="preserve">1. CASO DE PRUEBA</w:t>
+            </w:r>
+          </w:p>
+        </w:tc>
+      </w:tr>
+    </w:tbl>
+    <w:p>
+      <w:r>
+        <w:rPr>
+          <w:b/>
+          <w:bCs/>
+        </w:rPr>
+        <w:t xml:space="preserve">a. Precondiciones</w:t>
+      </w:r>
+    </w:p>
+    <w:p>
+      <w:r>
+        <w:t xml:space="preserve">Pedido confirmado con reserva exitosa; AdaptadorStripe sustituido por useValue.</w:t>
+      </w:r>
+    </w:p>
+    <w:p>
+      <w:r>
+        <w:rPr>
+          <w:b/>
+          <w:bCs/>
+        </w:rPr>
+        <w:t xml:space="preserve">b. Pasos de la prueba</w:t>
+      </w:r>
+    </w:p>
+    <w:p>
+      <w:r>
+        <w:t xml:space="preserve">1. OrquestadorDePago.procesarPago(..., eventoSimulado="checkout.session.completed").</w:t>
+      </w:r>
+    </w:p>
+    <w:p>
+      <w:r>
+        <w:t xml:space="preserve"/>
+      </w:r>
+    </w:p>
+    <w:tbl>
+      <w:tblPr>
+        <w:tblW w:type="dxa" w:w="9350"/>
+        <w:tblBorders>
+          <w:top w:val="single" w:color="auto" w:sz="4"/>
+          <w:left w:val="single" w:color="auto" w:sz="4"/>
+          <w:bottom w:val="single" w:color="auto" w:sz="4"/>
+          <w:right w:val="single" w:color="auto" w:sz="4"/>
+          <w:insideH w:val="single" w:color="auto" w:sz="4"/>
+          <w:insideV w:val="single" w:color="auto" w:sz="4"/>
+        </w:tblBorders>
+      </w:tblPr>
+      <w:tblGrid>
+        <w:gridCol w:w="100"/>
+        <w:gridCol w:w="100"/>
+        <w:gridCol w:w="100"/>
+        <w:gridCol w:w="100"/>
+        <w:gridCol w:w="100"/>
+        <w:gridCol w:w="100"/>
+        <w:gridCol w:w="100"/>
+      </w:tblGrid>
+      <w:tr>
+        <w:trPr>
+          <w:tblHeader/>
+        </w:trPr>
+        <w:tc>
+          <w:tcPr>
+            <w:shd w:fill="D9D9D9" w:val="clear"/>
+          </w:tcPr>
+          <w:p>
+            <w:r>
+              <w:rPr>
+                <w:b/>
+                <w:bCs/>
+              </w:rPr>
+              <w:t xml:space="preserve">CAMPO</w:t>
+            </w:r>
+          </w:p>
+        </w:tc>
+        <w:tc>
+          <w:tcPr>
+            <w:shd w:fill="D9D9D9" w:val="clear"/>
+          </w:tcPr>
+          <w:p>
+            <w:r>
+              <w:rPr>
+                <w:b/>
+                <w:bCs/>
+              </w:rPr>
+              <w:t xml:space="preserve">VALOR</w:t>
+            </w:r>
+          </w:p>
+        </w:tc>
+        <w:tc>
+          <w:tcPr>
+            <w:shd w:fill="D9D9D9" w:val="clear"/>
+          </w:tcPr>
+          <w:p>
+            <w:r>
+              <w:rPr>
+                <w:b/>
+                <w:bCs/>
+              </w:rPr>
+              <w:t xml:space="preserve">TIPO ESCENARIO</w:t>
+            </w:r>
+          </w:p>
+        </w:tc>
+        <w:tc>
+          <w:tcPr>
+            <w:shd w:fill="D9D9D9" w:val="clear"/>
+          </w:tcPr>
+          <w:p>
+            <w:r>
+              <w:rPr>
+                <w:b/>
+                <w:bCs/>
+              </w:rPr>
+              <w:t xml:space="preserve">RESPUESTA ESPERADA DE LA APLICACIÓN</w:t>
+            </w:r>
+          </w:p>
+        </w:tc>
+        <w:tc>
+          <w:tcPr>
+            <w:shd w:fill="D9D9D9" w:val="clear"/>
+          </w:tcPr>
+          <w:p>
+            <w:r>
+              <w:rPr>
+                <w:b/>
+                <w:bCs/>
+              </w:rPr>
+              <w:t xml:space="preserve">COINCIDE</w:t>
+            </w:r>
+          </w:p>
+          <w:p>
+            <w:r>
+              <w:rPr>
+                <w:b/>
+                <w:bCs/>
+              </w:rPr>
+              <w:t xml:space="preserve">SI</w:t>
+            </w:r>
+          </w:p>
+        </w:tc>
+        <w:tc>
+          <w:tcPr>
+            <w:shd w:fill="D9D9D9" w:val="clear"/>
+          </w:tcPr>
+          <w:p>
+            <w:r>
+              <w:rPr>
+                <w:b/>
+                <w:bCs/>
+              </w:rPr>
+              <w:t xml:space="preserve">COINCIDE</w:t>
+            </w:r>
+          </w:p>
+          <w:p>
+            <w:r>
+              <w:rPr>
+                <w:b/>
+                <w:bCs/>
+              </w:rPr>
+              <w:t xml:space="preserve">NO</w:t>
+            </w:r>
+          </w:p>
+        </w:tc>
+        <w:tc>
+          <w:tcPr>
+            <w:shd w:fill="D9D9D9" w:val="clear"/>
+          </w:tcPr>
+          <w:p>
+            <w:r>
+              <w:rPr>
+                <w:b/>
+                <w:bCs/>
+              </w:rPr>
+              <w:t xml:space="preserve">RESPUESTA DEL SISTEMA</w:t>
+            </w:r>
+          </w:p>
+        </w:tc>
+      </w:tr>
+      <w:tr>
+        <w:tc>
+          <w:p>
+            <w:r>
+              <w:t xml:space="preserve">eventoSimulado.type</w:t>
+            </w:r>
+          </w:p>
+        </w:tc>
+        <w:tc>
+          <w:p>
+            <w:r>
+              <w:t xml:space="preserve">checkout.session.completed</w:t>
+            </w:r>
+          </w:p>
+        </w:tc>
+        <w:tc>
+          <w:p>
+            <w:r>
+              <w:t xml:space="preserve">Correcto</w:t>
+            </w:r>
+          </w:p>
+        </w:tc>
+        <w:tc>
+          <w:p>
+            <w:r>
+              <w:t xml:space="preserve">Pago CONFIRMED vinculado 1:1 con Token; Pedido.status = PAID</w:t>
+            </w:r>
+          </w:p>
+        </w:tc>
+        <w:tc>
+          <w:tcPr>
+            <w:vAlign w:val="center"/>
+          </w:tcPr>
+          <w:p>
+            <w:r>
+              <w:t xml:space="preserve">X</w:t>
+            </w:r>
+          </w:p>
+        </w:tc>
+        <w:tc>
+          <w:tcPr>
+            <w:vAlign w:val="center"/>
+          </w:tcPr>
+          <w:p>
+            <w:r>
+              <w:t xml:space="preserve"/>
+            </w:r>
+          </w:p>
+        </w:tc>
+        <w:tc>
+          <w:p>
+            <w:r>
+              <w:t xml:space="preserve">Payment.status = CONFIRMED, orderId único; Order.status = PAID</w:t>
+            </w:r>
+          </w:p>
+        </w:tc>
+      </w:tr>
+    </w:tbl>
+    <w:p>
+      <w:r>
+        <w:t xml:space="preserve"/>
+      </w:r>
+    </w:p>
+    <w:p>
+      <w:r>
+        <w:rPr>
+          <w:b/>
+          <w:bCs/>
+        </w:rPr>
+        <w:t xml:space="preserve">c. Post condiciones</w:t>
+      </w:r>
+    </w:p>
+    <w:p>
+      <w:r>
+        <w:t xml:space="preserve">Ningún manejador de prueba de los grupos 1 a 4 queda sin retirar en este grupo final (todas las clases reales, salvo AdaptadorStripe).</w:t>
+      </w:r>
+    </w:p>
+    <w:p>
+      <w:r>
+        <w:t xml:space="preserve"/>
+      </w:r>
+    </w:p>
+    <w:tbl>
+      <w:tblPr>
+        <w:tblW w:type="dxa" w:w="9350"/>
+        <w:tblBorders>
+          <w:top w:val="single" w:color="auto" w:sz="4"/>
+          <w:left w:val="single" w:color="auto" w:sz="4"/>
+          <w:bottom w:val="single" w:color="auto" w:sz="4"/>
+          <w:right w:val="single" w:color="auto" w:sz="4"/>
+          <w:insideH w:val="single" w:color="auto" w:sz="4"/>
+          <w:insideV w:val="single" w:color="auto" w:sz="4"/>
+        </w:tblBorders>
+      </w:tblPr>
+      <w:tblGrid>
+        <w:gridCol w:w="100"/>
+      </w:tblGrid>
+      <w:tr>
+        <w:tc>
+          <w:tcPr>
+            <w:shd w:fill="D9D9D9" w:val="clear"/>
+          </w:tcPr>
+          <w:p>
+            <w:r>
+              <w:rPr>
+                <w:b/>
+                <w:bCs/>
+              </w:rPr>
+              <w:t xml:space="preserve">2. RESULTADOS DE LA PRUEBA</w:t>
+            </w:r>
+          </w:p>
+        </w:tc>
+      </w:tr>
+    </w:tbl>
+    <w:tbl>
+      <w:tblPr>
+        <w:tblW w:type="dxa" w:w="9350"/>
+        <w:tblBorders>
+          <w:top w:val="single" w:color="auto" w:sz="4"/>
+          <w:left w:val="single" w:color="auto" w:sz="4"/>
+          <w:bottom w:val="single" w:color="auto" w:sz="4"/>
+          <w:right w:val="single" w:color="auto" w:sz="4"/>
+          <w:insideH w:val="single" w:color="auto" w:sz="4"/>
+          <w:insideV w:val="single" w:color="auto" w:sz="4"/>
+        </w:tblBorders>
+      </w:tblPr>
+      <w:tblGrid>
+        <w:gridCol w:w="100"/>
+        <w:gridCol w:w="100"/>
+      </w:tblGrid>
+      <w:tr>
+        <w:tc>
+          <w:tcPr>
+            <w:tcW w:type="dxa" w:w="4675"/>
+            <w:shd w:fill="F2F2F2" w:val="clear"/>
+          </w:tcPr>
+          <w:p>
+            <w:r>
+              <w:rPr>
+                <w:b/>
+                <w:bCs/>
+              </w:rPr>
+              <w:t xml:space="preserve">Defectos y desviaciones</w:t>
+            </w:r>
+          </w:p>
+        </w:tc>
+        <w:tc>
+          <w:tcPr>
+            <w:tcW w:type="dxa" w:w="4675"/>
+            <w:shd w:fill="F2F2F2" w:val="clear"/>
+          </w:tcPr>
+          <w:p>
+            <w:r>
+              <w:rPr>
+                <w:b/>
+                <w:bCs/>
+              </w:rPr>
+              <w:t xml:space="preserve">Veredicto</w:t>
+            </w:r>
+          </w:p>
+        </w:tc>
+      </w:tr>
+      <w:tr>
+        <w:tc>
+          <w:p>
+            <w:r>
+              <w:t xml:space="preserve">Ninguno.</w:t>
+            </w:r>
+          </w:p>
+        </w:tc>
+        <w:tc>
+          <w:p>
+            <w:r>
+              <w:t xml:space="preserve">☒ Paso</w:t>
+            </w:r>
+          </w:p>
+          <w:p>
+            <w:r>
+              <w:t xml:space="preserve">☐ Falló</w:t>
+            </w:r>
+          </w:p>
+        </w:tc>
+      </w:tr>
+      <w:tr>
+        <w:tc>
+          <w:tcPr>
+            <w:tcW w:type="dxa" w:w="4675"/>
+            <w:shd w:fill="F2F2F2" w:val="clear"/>
+          </w:tcPr>
+          <w:p>
+            <w:r>
+              <w:rPr>
+                <w:b/>
+                <w:bCs/>
+              </w:rPr>
+              <w:t xml:space="preserve">Observaciones</w:t>
+            </w:r>
+          </w:p>
+        </w:tc>
+        <w:tc>
+          <w:tcPr>
+            <w:tcW w:type="dxa" w:w="4675"/>
+            <w:shd w:fill="F2F2F2" w:val="clear"/>
+          </w:tcPr>
+          <w:p>
+            <w:r>
+              <w:rPr>
+                <w:b/>
+                <w:bCs/>
+              </w:rPr>
+              <w:t xml:space="preserve">Probador</w:t>
+            </w:r>
+          </w:p>
+        </w:tc>
+      </w:tr>
+      <w:tr>
+        <w:tc>
+          <w:p>
+            <w:r>
               <w:t xml:space="preserve">backend/src/pago/dominio/orquestador-de-pago.spec.ts. Evidencia: Figura 1 (arriba, en la sección del Caso de Uso correspondiente).</w:t>
             </w:r>
           </w:p>
@@ -19989,6 +21009,700 @@
           <w:p>
             <w:r>
               <w:t xml:space="preserve">Fecha: 2026-09-17</w:t>
+            </w:r>
+          </w:p>
+        </w:tc>
+      </w:tr>
+    </w:tbl>
+    <w:p>
+      <w:r>
+        <w:t xml:space="preserve"/>
+      </w:r>
+    </w:p>
+    <w:p>
+      <w:pPr>
+        <w:pStyle w:val="Heading3"/>
+      </w:pPr>
+      <w:r>
+        <w:t>Ficha No. CU-04-01</w:t>
+      </w:r>
+    </w:p>
+    <w:tbl>
+      <w:tblPr>
+        <w:tblW w:type="dxa" w:w="9350"/>
+        <w:tblBorders>
+          <w:top w:val="single" w:color="auto" w:sz="4"/>
+          <w:left w:val="single" w:color="auto" w:sz="4"/>
+          <w:bottom w:val="single" w:color="auto" w:sz="4"/>
+          <w:right w:val="single" w:color="auto" w:sz="4"/>
+          <w:insideH w:val="single" w:color="auto" w:sz="4"/>
+          <w:insideV w:val="single" w:color="auto" w:sz="4"/>
+        </w:tblBorders>
+      </w:tblPr>
+      <w:tblGrid>
+        <w:gridCol w:w="100"/>
+      </w:tblGrid>
+      <w:tr>
+        <w:tc>
+          <w:tcPr>
+            <w:shd w:fill="D9D9D9" w:val="clear"/>
+          </w:tcPr>
+          <w:p>
+            <w:r>
+              <w:rPr>
+                <w:b/>
+                <w:bCs/>
+              </w:rPr>
+              <w:t xml:space="preserve">INFORMACIÓN GLOBAL DEL CASO DE PRUEBA</w:t>
+            </w:r>
+          </w:p>
+        </w:tc>
+      </w:tr>
+    </w:tbl>
+    <w:tbl>
+      <w:tblPr>
+        <w:tblW w:type="dxa" w:w="9350"/>
+        <w:tblBorders>
+          <w:top w:val="single" w:color="auto" w:sz="4"/>
+          <w:left w:val="single" w:color="auto" w:sz="4"/>
+          <w:bottom w:val="single" w:color="auto" w:sz="4"/>
+          <w:right w:val="single" w:color="auto" w:sz="4"/>
+          <w:insideH w:val="single" w:color="auto" w:sz="4"/>
+          <w:insideV w:val="single" w:color="auto" w:sz="4"/>
+        </w:tblBorders>
+      </w:tblPr>
+      <w:tblGrid>
+        <w:gridCol w:w="100"/>
+        <w:gridCol w:w="100"/>
+      </w:tblGrid>
+      <w:tr>
+        <w:tc>
+          <w:tcPr>
+            <w:tcW w:type="dxa" w:w="2600"/>
+            <w:shd w:fill="F2F2F2" w:val="clear"/>
+          </w:tcPr>
+          <w:p>
+            <w:r>
+              <w:rPr>
+                <w:b/>
+                <w:bCs/>
+              </w:rPr>
+              <w:t xml:space="preserve">CASO DE PRUEBA No.</w:t>
+            </w:r>
+          </w:p>
+        </w:tc>
+        <w:tc>
+          <w:tcPr>
+            <w:tcW w:type="dxa" w:w="6750"/>
+          </w:tcPr>
+          <w:p>
+            <w:r>
+              <w:t>CU-04-01</w:t>
+            </w:r>
+          </w:p>
+        </w:tc>
+      </w:tr>
+      <w:tr>
+        <w:tc>
+          <w:tcPr>
+            <w:tcW w:type="dxa" w:w="2600"/>
+            <w:shd w:fill="F2F2F2" w:val="clear"/>
+          </w:tcPr>
+          <w:p>
+            <w:r>
+              <w:rPr>
+                <w:b/>
+                <w:bCs/>
+              </w:rPr>
+              <w:t xml:space="preserve">VERSIÓN DE EJECUCIÓN</w:t>
+            </w:r>
+          </w:p>
+        </w:tc>
+        <w:tc>
+          <w:tcPr>
+            <w:tcW w:type="dxa" w:w="6750"/>
+          </w:tcPr>
+          <w:p>
+            <w:r>
+              <w:t xml:space="preserve">1</w:t>
+            </w:r>
+          </w:p>
+        </w:tc>
+      </w:tr>
+      <w:tr>
+        <w:tc>
+          <w:tcPr>
+            <w:tcW w:type="dxa" w:w="2600"/>
+            <w:shd w:fill="F2F2F2" w:val="clear"/>
+          </w:tcPr>
+          <w:p>
+            <w:r>
+              <w:rPr>
+                <w:b/>
+                <w:bCs/>
+              </w:rPr>
+              <w:t xml:space="preserve">FECHA EJECUCIÓN</w:t>
+            </w:r>
+          </w:p>
+        </w:tc>
+        <w:tc>
+          <w:tcPr>
+            <w:tcW w:type="dxa" w:w="6750"/>
+          </w:tcPr>
+          <w:p>
+            <w:r>
+              <w:t>2026-09-22</w:t>
+            </w:r>
+          </w:p>
+        </w:tc>
+      </w:tr>
+      <w:tr>
+        <w:tc>
+          <w:tcPr>
+            <w:tcW w:type="dxa" w:w="2600"/>
+            <w:shd w:fill="F2F2F2" w:val="clear"/>
+          </w:tcPr>
+          <w:p>
+            <w:r>
+              <w:rPr>
+                <w:b/>
+                <w:bCs/>
+              </w:rPr>
+              <w:t xml:space="preserve">CASO DE USO</w:t>
+            </w:r>
+          </w:p>
+        </w:tc>
+        <w:tc>
+          <w:tcPr>
+            <w:tcW w:type="dxa" w:w="6750"/>
+          </w:tcPr>
+          <w:p>
+            <w:r>
+              <w:t>Caso de Uso 1 — CU-04 Registro de cuenta, integrado con CU-05 Administración del consentimiento</w:t>
+            </w:r>
+          </w:p>
+        </w:tc>
+      </w:tr>
+      <w:tr>
+        <w:tc>
+          <w:tcPr>
+            <w:tcW w:type="dxa" w:w="2600"/>
+            <w:shd w:fill="F2F2F2" w:val="clear"/>
+          </w:tcPr>
+          <w:p>
+            <w:r>
+              <w:rPr>
+                <w:b/>
+                <w:bCs/>
+              </w:rPr>
+              <w:t xml:space="preserve">MÓDULO DEL SISTEMA</w:t>
+            </w:r>
+          </w:p>
+        </w:tc>
+        <w:tc>
+          <w:tcPr>
+            <w:tcW w:type="dxa" w:w="6750"/>
+          </w:tcPr>
+          <w:p>
+            <w:r>
+              <w:t>1.2 Cuenta Digital</w:t>
+            </w:r>
+          </w:p>
+        </w:tc>
+      </w:tr>
+      <w:tr>
+        <w:tc>
+          <w:tcPr>
+            <w:tcW w:type="dxa" w:w="2600"/>
+            <w:shd w:fill="F2F2F2" w:val="clear"/>
+          </w:tcPr>
+          <w:p>
+            <w:r>
+              <w:rPr>
+                <w:b/>
+                <w:bCs/>
+              </w:rPr>
+              <w:t xml:space="preserve">Descripción del caso de prueba</w:t>
+            </w:r>
+          </w:p>
+        </w:tc>
+        <w:tc>
+          <w:tcPr>
+            <w:tcW w:type="dxa" w:w="6750"/>
+          </w:tcPr>
+          <w:p>
+            <w:r>
+              <w:t>Camino de éxito, caja negra, end-to-end: un Cliente digital se registra y activa su consentimiento sobre la política de datos personales -&gt; Cuenta activa, Consentimiento = Activo. Sin pasarela de pago de por medio.</w:t>
+            </w:r>
+          </w:p>
+        </w:tc>
+      </w:tr>
+    </w:tbl>
+    <w:p>
+      <w:r>
+        <w:t xml:space="preserve"/>
+      </w:r>
+    </w:p>
+    <w:tbl>
+      <w:tblPr>
+        <w:tblW w:type="dxa" w:w="9350"/>
+        <w:tblBorders>
+          <w:top w:val="single" w:color="auto" w:sz="4"/>
+          <w:left w:val="single" w:color="auto" w:sz="4"/>
+          <w:bottom w:val="single" w:color="auto" w:sz="4"/>
+          <w:right w:val="single" w:color="auto" w:sz="4"/>
+          <w:insideH w:val="single" w:color="auto" w:sz="4"/>
+          <w:insideV w:val="single" w:color="auto" w:sz="4"/>
+        </w:tblBorders>
+      </w:tblPr>
+      <w:tblGrid>
+        <w:gridCol w:w="100"/>
+      </w:tblGrid>
+      <w:tr>
+        <w:tc>
+          <w:tcPr>
+            <w:shd w:fill="D9D9D9" w:val="clear"/>
+          </w:tcPr>
+          <w:p>
+            <w:r>
+              <w:rPr>
+                <w:b/>
+                <w:bCs/>
+              </w:rPr>
+              <w:t xml:space="preserve">1. CASO DE PRUEBA</w:t>
+            </w:r>
+          </w:p>
+        </w:tc>
+      </w:tr>
+    </w:tbl>
+    <w:p>
+      <w:r>
+        <w:rPr>
+          <w:b/>
+          <w:bCs/>
+        </w:rPr>
+        <w:t xml:space="preserve">a. Precondiciones</w:t>
+      </w:r>
+    </w:p>
+    <w:p>
+      <w:r>
+        <w:t>Ninguna — documento, correo y contraseña nuevos, generados con un sufijo único por corrida; sin cuenta previa.</w:t>
+      </w:r>
+    </w:p>
+    <w:p>
+      <w:r>
+        <w:rPr>
+          <w:b/>
+          <w:bCs/>
+        </w:rPr>
+        <w:t xml:space="preserve">b. Pasos de la prueba</w:t>
+      </w:r>
+    </w:p>
+    <w:p>
+      <w:r>
+        <w:t>1. El cliente completa el formulario de registro en /registro (P-4: nombre, documento, correo, contraseña) y confirma "Crear cuenta" -&gt; el sistema crea Cliente/Cuenta y un Consentimiento en estado Pendiente (CU-04).</w:t>
+      </w:r>
+    </w:p>
+    <w:p>
+      <w:r>
+        <w:t>2. El sistema redirige a /privacidad (P-5); el interruptor de consentimiento aparece apagado (aria-pressed="false"), sin la insignia "Consentimiento activo".</w:t>
+      </w:r>
+    </w:p>
+    <w:p>
+      <w:r>
+        <w:t>3. El cliente activa el interruptor, sin identificador de lealtad -&gt; el sistema otorga el consentimiento (CU-05, un solo clic, canon sección 10: activar en &lt;= 2 interacciones).</w:t>
+      </w:r>
+    </w:p>
+    <w:p>
+      <w:r>
+        <w:t xml:space="preserve"/>
+      </w:r>
+    </w:p>
+    <w:tbl>
+      <w:tblPr>
+        <w:tblW w:type="dxa" w:w="9350"/>
+        <w:tblBorders>
+          <w:top w:val="single" w:color="auto" w:sz="4"/>
+          <w:left w:val="single" w:color="auto" w:sz="4"/>
+          <w:bottom w:val="single" w:color="auto" w:sz="4"/>
+          <w:right w:val="single" w:color="auto" w:sz="4"/>
+          <w:insideH w:val="single" w:color="auto" w:sz="4"/>
+          <w:insideV w:val="single" w:color="auto" w:sz="4"/>
+        </w:tblBorders>
+      </w:tblPr>
+      <w:tblGrid>
+        <w:gridCol w:w="100"/>
+        <w:gridCol w:w="100"/>
+        <w:gridCol w:w="100"/>
+        <w:gridCol w:w="100"/>
+        <w:gridCol w:w="100"/>
+      </w:tblGrid>
+      <w:tr>
+        <w:trPr>
+          <w:tblHeader/>
+        </w:trPr>
+        <w:tc>
+          <w:tcPr>
+            <w:shd w:fill="D9D9D9" w:val="clear"/>
+          </w:tcPr>
+          <w:p>
+            <w:r>
+              <w:rPr>
+                <w:b/>
+                <w:bCs/>
+              </w:rPr>
+              <w:t xml:space="preserve">CAMPO</w:t>
+            </w:r>
+          </w:p>
+        </w:tc>
+        <w:tc>
+          <w:tcPr>
+            <w:shd w:fill="D9D9D9" w:val="clear"/>
+          </w:tcPr>
+          <w:p>
+            <w:r>
+              <w:rPr>
+                <w:b/>
+                <w:bCs/>
+              </w:rPr>
+              <w:t xml:space="preserve">VALOR</w:t>
+            </w:r>
+          </w:p>
+        </w:tc>
+        <w:tc>
+          <w:tcPr>
+            <w:shd w:fill="D9D9D9" w:val="clear"/>
+          </w:tcPr>
+          <w:p>
+            <w:r>
+              <w:rPr>
+                <w:b/>
+                <w:bCs/>
+              </w:rPr>
+              <w:t xml:space="preserve">TIPO ESCENARIO</w:t>
+            </w:r>
+          </w:p>
+        </w:tc>
+        <w:tc>
+          <w:tcPr>
+            <w:shd w:fill="D9D9D9" w:val="clear"/>
+          </w:tcPr>
+          <w:p>
+            <w:r>
+              <w:rPr>
+                <w:b/>
+                <w:bCs/>
+              </w:rPr>
+              <w:t xml:space="preserve">RESPUESTA ESPERADA DE LA APLICACIÓN</w:t>
+            </w:r>
+          </w:p>
+        </w:tc>
+        <w:tc>
+          <w:tcPr>
+            <w:shd w:fill="D9D9D9" w:val="clear"/>
+          </w:tcPr>
+          <w:p>
+            <w:r>
+              <w:rPr>
+                <w:b/>
+                <w:bCs/>
+              </w:rPr>
+              <w:t xml:space="preserve">RESPUESTA DEL SISTEMA</w:t>
+            </w:r>
+          </w:p>
+        </w:tc>
+      </w:tr>
+      <w:tr>
+        <w:tc>
+          <w:p>
+            <w:r>
+              <w:t>Formulario de registro (/registro)</w:t>
+            </w:r>
+          </w:p>
+        </w:tc>
+        <w:tc>
+          <w:p>
+            <w:r>
+              <w:t>documento, nombre, correo y contraseña nuevos</w:t>
+            </w:r>
+          </w:p>
+        </w:tc>
+        <w:tc>
+          <w:p>
+            <w:r>
+              <w:t>Correcto</w:t>
+            </w:r>
+          </w:p>
+        </w:tc>
+        <w:tc>
+          <w:p>
+            <w:r>
+              <w:t>Se crea Cliente/Cuenta y un Consentimiento en estado Pendiente (CU-04)</w:t>
+            </w:r>
+          </w:p>
+        </w:tc>
+        <w:tc>
+          <w:p>
+            <w:r>
+              <w:t>Redirección a /privacidad; interruptor apagado (aria-pressed=false)</w:t>
+            </w:r>
+          </w:p>
+        </w:tc>
+      </w:tr>
+      <w:tr>
+        <w:tc>
+          <w:p>
+            <w:r>
+              <w:t>Interruptor de consentimiento (/privacidad)</w:t>
+            </w:r>
+          </w:p>
+        </w:tc>
+        <w:tc>
+          <w:p>
+            <w:r>
+              <w:t>clic para activar, sin identificador de lealtad</w:t>
+            </w:r>
+          </w:p>
+        </w:tc>
+        <w:tc>
+          <w:p>
+            <w:r>
+              <w:t>Correcto</w:t>
+            </w:r>
+          </w:p>
+        </w:tc>
+        <w:tc>
+          <w:p>
+            <w:r>
+              <w:t>Consentimiento pasa a Activo (CU-05, &lt;= 2 interacciones)</w:t>
+            </w:r>
+          </w:p>
+        </w:tc>
+        <w:tc>
+          <w:p>
+            <w:r>
+              <w:t>Insignia "Consentimiento activo" visible; aria-pressed=true</w:t>
+            </w:r>
+          </w:p>
+        </w:tc>
+      </w:tr>
+      <w:tr>
+        <w:tc>
+          <w:p>
+            <w:r>
+              <w:t>GET /cuenta/consentimiento (verificación caja negra)</w:t>
+            </w:r>
+          </w:p>
+        </w:tc>
+        <w:tc>
+          <w:p>
+            <w:r>
+              <w:t>—</w:t>
+            </w:r>
+          </w:p>
+        </w:tc>
+        <w:tc>
+          <w:p>
+            <w:r>
+              <w:t>Correcto</w:t>
+            </w:r>
+          </w:p>
+        </w:tc>
+        <w:tc>
+          <w:p>
+            <w:r>
+              <w:t>active = true</w:t>
+            </w:r>
+          </w:p>
+        </w:tc>
+        <w:tc>
+          <w:p>
+            <w:r>
+              <w:t>Respuesta real de la API: active: true</w:t>
+            </w:r>
+          </w:p>
+        </w:tc>
+      </w:tr>
+    </w:tbl>
+    <w:p>
+      <w:r>
+        <w:t xml:space="preserve"/>
+      </w:r>
+    </w:p>
+    <w:p>
+      <w:r>
+        <w:rPr>
+          <w:b/>
+          <w:bCs/>
+        </w:rPr>
+        <w:t xml:space="preserve">c. Post condiciones</w:t>
+      </w:r>
+    </w:p>
+    <w:p>
+      <w:r>
+        <w:t>La cuenta queda activa y el consentimiento en estado Activo, verificable tanto en la UI (P-5) como en la API pública.</w:t>
+      </w:r>
+    </w:p>
+    <w:p>
+      <w:r>
+        <w:t xml:space="preserve"/>
+      </w:r>
+    </w:p>
+    <w:tbl>
+      <w:tblPr>
+        <w:tblW w:type="dxa" w:w="9350"/>
+        <w:tblBorders>
+          <w:top w:val="single" w:color="auto" w:sz="4"/>
+          <w:left w:val="single" w:color="auto" w:sz="4"/>
+          <w:bottom w:val="single" w:color="auto" w:sz="4"/>
+          <w:right w:val="single" w:color="auto" w:sz="4"/>
+          <w:insideH w:val="single" w:color="auto" w:sz="4"/>
+          <w:insideV w:val="single" w:color="auto" w:sz="4"/>
+        </w:tblBorders>
+      </w:tblPr>
+      <w:tblGrid>
+        <w:gridCol w:w="100"/>
+      </w:tblGrid>
+      <w:tr>
+        <w:tc>
+          <w:tcPr>
+            <w:shd w:fill="D9D9D9" w:val="clear"/>
+          </w:tcPr>
+          <w:p>
+            <w:r>
+              <w:rPr>
+                <w:b/>
+                <w:bCs/>
+              </w:rPr>
+              <w:t xml:space="preserve">2. RESULTADOS DE LA PRUEBA</w:t>
+            </w:r>
+          </w:p>
+        </w:tc>
+      </w:tr>
+    </w:tbl>
+    <w:tbl>
+      <w:tblPr>
+        <w:tblW w:type="dxa" w:w="9350"/>
+        <w:tblBorders>
+          <w:top w:val="single" w:color="auto" w:sz="4"/>
+          <w:left w:val="single" w:color="auto" w:sz="4"/>
+          <w:bottom w:val="single" w:color="auto" w:sz="4"/>
+          <w:right w:val="single" w:color="auto" w:sz="4"/>
+          <w:insideH w:val="single" w:color="auto" w:sz="4"/>
+          <w:insideV w:val="single" w:color="auto" w:sz="4"/>
+        </w:tblBorders>
+      </w:tblPr>
+      <w:tblGrid>
+        <w:gridCol w:w="100"/>
+        <w:gridCol w:w="100"/>
+      </w:tblGrid>
+      <w:tr>
+        <w:tc>
+          <w:tcPr>
+            <w:tcW w:type="dxa" w:w="4675"/>
+            <w:shd w:fill="F2F2F2" w:val="clear"/>
+          </w:tcPr>
+          <w:p>
+            <w:r>
+              <w:rPr>
+                <w:b/>
+                <w:bCs/>
+              </w:rPr>
+              <w:t xml:space="preserve">Defectos y desviaciones</w:t>
+            </w:r>
+          </w:p>
+        </w:tc>
+        <w:tc>
+          <w:tcPr>
+            <w:tcW w:type="dxa" w:w="4675"/>
+            <w:shd w:fill="F2F2F2" w:val="clear"/>
+          </w:tcPr>
+          <w:p>
+            <w:r>
+              <w:rPr>
+                <w:b/>
+                <w:bCs/>
+              </w:rPr>
+              <w:t xml:space="preserve">Veredicto</w:t>
+            </w:r>
+          </w:p>
+        </w:tc>
+      </w:tr>
+      <w:tr>
+        <w:tc>
+          <w:p>
+            <w:r>
+              <w:t>Ninguno.</w:t>
+            </w:r>
+          </w:p>
+        </w:tc>
+        <w:tc>
+          <w:p>
+            <w:r>
+              <w:t xml:space="preserve">☒ Paso</w:t>
+            </w:r>
+          </w:p>
+          <w:p>
+            <w:r>
+              <w:t xml:space="preserve">☐ Falló</w:t>
+            </w:r>
+          </w:p>
+        </w:tc>
+      </w:tr>
+      <w:tr>
+        <w:tc>
+          <w:tcPr>
+            <w:tcW w:type="dxa" w:w="4675"/>
+            <w:shd w:fill="F2F2F2" w:val="clear"/>
+          </w:tcPr>
+          <w:p>
+            <w:r>
+              <w:rPr>
+                <w:b/>
+                <w:bCs/>
+              </w:rPr>
+              <w:t xml:space="preserve">Observaciones</w:t>
+            </w:r>
+          </w:p>
+        </w:tc>
+        <w:tc>
+          <w:tcPr>
+            <w:tcW w:type="dxa" w:w="4675"/>
+            <w:shd w:fill="F2F2F2" w:val="clear"/>
+          </w:tcPr>
+          <w:p>
+            <w:r>
+              <w:rPr>
+                <w:b/>
+                <w:bCs/>
+              </w:rPr>
+              <w:t xml:space="preserve">Probador</w:t>
+            </w:r>
+          </w:p>
+        </w:tc>
+      </w:tr>
+      <w:tr>
+        <w:tc>
+          <w:p>
+            <w:r>
+              <w:t>e2e/tests/cu-04-01-registro-consentimiento.spec.ts. Ejecutado contra el frontend y el backend reales (Postgres real), sin pasarela de pago de por medio. Cierra la brecha de que el Caso de Uso 1 no tenía ninguna prueba de sistema propia. Evidencia: 3 capturas embebidas en la sección 3.1 del Caso de Uso 1 (arriba).</w:t>
+            </w:r>
+          </w:p>
+        </w:tc>
+        <w:tc>
+          <w:p>
+            <w:r>
+              <w:t xml:space="preserve">Firma: ______________________</w:t>
+            </w:r>
+          </w:p>
+          <w:p>
+            <w:r>
+              <w:t xml:space="preserve">Nombre: Duván Camilo Serrano Rojas</w:t>
+            </w:r>
+          </w:p>
+          <w:p>
+            <w:r>
+              <w:t>Fecha: 2026-09-22</w:t>
             </w:r>
           </w:p>
         </w:tc>
